--- a/docs/ANLEITUNG_EN.docx
+++ b/docs/ANLEITUNG_EN.docx
@@ -1641,6 +1641,74 @@
       </w:pPr>
       <w:r>
         <w:t>Variant B — FreeCAD tools in the GUI</w:t>
+      </w:r>
+    </w:p>
+    <w:p>
+      <w:pPr>
+        <w:jc w:val="center"/>
+      </w:pPr>
+      <w:r>
+        <w:drawing>
+          <wp:inline xmlns:a="http://schemas.openxmlformats.org/drawingml/2006/main" xmlns:pic="http://schemas.openxmlformats.org/drawingml/2006/picture">
+            <wp:extent cx="5669280" cy="4164740"/>
+            <wp:docPr id="1" name="Picture 1"/>
+            <wp:cNvGraphicFramePr>
+              <a:graphicFrameLocks noChangeAspect="1"/>
+            </wp:cNvGraphicFramePr>
+            <a:graphic>
+              <a:graphicData uri="http://schemas.openxmlformats.org/drawingml/2006/picture">
+                <pic:pic>
+                  <pic:nvPicPr>
+                    <pic:cNvPr id="0" name="dialog_freecad_tools.png"/>
+                    <pic:cNvPicPr/>
+                  </pic:nvPicPr>
+                  <pic:blipFill>
+                    <a:blip r:embed="rId9"/>
+                    <a:stretch>
+                      <a:fillRect/>
+                    </a:stretch>
+                  </pic:blipFill>
+                  <pic:spPr>
+                    <a:xfrm>
+                      <a:off x="0" y="0"/>
+                      <a:ext cx="5669280" cy="4164740"/>
+                    </a:xfrm>
+                    <a:prstGeom prst="rect"/>
+                  </pic:spPr>
+                </pic:pic>
+              </a:graphicData>
+            </a:graphic>
+          </wp:inline>
+        </w:drawing>
+      </w:r>
+    </w:p>
+    <w:p>
+      <w:r>
+        <w:rPr>
+          <w:b/>
+        </w:rPr>
+        <w:t>FreeCAD tools.</w:t>
+      </w:r>
+      <w:r>
+        <w:t xml:space="preserve"> Paths to FreeCADCmd and the FreeCAD GUI (example), work directory, deflection and import format. </w:t>
+      </w:r>
+      <w:r>
+        <w:rPr>
+          <w:b/>
+        </w:rPr>
+        <w:t>Launch FreeCAD</w:t>
+      </w:r>
+      <w:r>
+        <w:t xml:space="preserve"> opens FreeCAD with this work folder, </w:t>
+      </w:r>
+      <w:r>
+        <w:rPr>
+          <w:b/>
+        </w:rPr>
+        <w:t>Export CAD…</w:t>
+      </w:r>
+      <w:r>
+        <w:t xml:space="preserve"> writes STEP/STL into the project.</w:t>
       </w:r>
     </w:p>
     <w:p>
@@ -3589,6 +3657,65 @@
       </w:r>
     </w:p>
     <w:p>
+      <w:pPr>
+        <w:jc w:val="center"/>
+      </w:pPr>
+      <w:r>
+        <w:drawing>
+          <wp:inline xmlns:a="http://schemas.openxmlformats.org/drawingml/2006/main" xmlns:pic="http://schemas.openxmlformats.org/drawingml/2006/picture">
+            <wp:extent cx="5669280" cy="6105378"/>
+            <wp:docPr id="2" name="Picture 2"/>
+            <wp:cNvGraphicFramePr>
+              <a:graphicFrameLocks noChangeAspect="1"/>
+            </wp:cNvGraphicFramePr>
+            <a:graphic>
+              <a:graphicData uri="http://schemas.openxmlformats.org/drawingml/2006/picture">
+                <pic:pic>
+                  <pic:nvPicPr>
+                    <pic:cNvPr id="0" name="dialog_mesh_params.png"/>
+                    <pic:cNvPicPr/>
+                  </pic:nvPicPr>
+                  <pic:blipFill>
+                    <a:blip r:embed="rId10"/>
+                    <a:stretch>
+                      <a:fillRect/>
+                    </a:stretch>
+                  </pic:blipFill>
+                  <pic:spPr>
+                    <a:xfrm>
+                      <a:off x="0" y="0"/>
+                      <a:ext cx="5669280" cy="6105378"/>
+                    </a:xfrm>
+                    <a:prstGeom prst="rect"/>
+                  </pic:spPr>
+                </pic:pic>
+              </a:graphicData>
+            </a:graphic>
+          </wp:inline>
+        </w:drawing>
+      </w:r>
+    </w:p>
+    <w:p>
+      <w:r>
+        <w:rPr>
+          <w:b/>
+        </w:rPr>
+        <w:t>Mesh parameters.</w:t>
+      </w:r>
+      <w:r>
+        <w:t xml:space="preserve"> Preset, frequency range (f0/fc), excitation and the cell-size overrides in one place; </w:t>
+      </w:r>
+      <w:r>
+        <w:rPr>
+          <w:b/>
+        </w:rPr>
+        <w:t>Apply</w:t>
+      </w:r>
+      <w:r>
+        <w:t xml:space="preserve"> writes them into the project.</w:t>
+      </w:r>
+    </w:p>
+    <w:p>
       <w:r>
         <w:t>Mesh parameters (see §5.0):</w:t>
       </w:r>
@@ -4210,33 +4337,52 @@
     </w:p>
     <w:p>
       <w:pPr>
-        <w:pStyle w:val="ListNumber"/>
+        <w:jc w:val="center"/>
       </w:pPr>
       <w:r>
+        <w:drawing>
+          <wp:inline xmlns:a="http://schemas.openxmlformats.org/drawingml/2006/main" xmlns:pic="http://schemas.openxmlformats.org/drawingml/2006/picture">
+            <wp:extent cx="5669280" cy="4668819"/>
+            <wp:docPr id="3" name="Picture 3"/>
+            <wp:cNvGraphicFramePr>
+              <a:graphicFrameLocks noChangeAspect="1"/>
+            </wp:cNvGraphicFramePr>
+            <a:graphic>
+              <a:graphicData uri="http://schemas.openxmlformats.org/drawingml/2006/picture">
+                <pic:pic>
+                  <pic:nvPicPr>
+                    <pic:cNvPr id="0" name="dialog_material.png"/>
+                    <pic:cNvPicPr/>
+                  </pic:nvPicPr>
+                  <pic:blipFill>
+                    <a:blip r:embed="rId11"/>
+                    <a:stretch>
+                      <a:fillRect/>
+                    </a:stretch>
+                  </pic:blipFill>
+                  <pic:spPr>
+                    <a:xfrm>
+                      <a:off x="0" y="0"/>
+                      <a:ext cx="5669280" cy="4668819"/>
+                    </a:xfrm>
+                    <a:prstGeom prst="rect"/>
+                  </pic:spPr>
+                </pic:pic>
+              </a:graphicData>
+            </a:graphic>
+          </wp:inline>
+        </w:drawing>
+      </w:r>
+    </w:p>
+    <w:p>
+      <w:r>
         <w:rPr>
           <w:b/>
         </w:rPr>
-        <w:t>Add Material…</w:t>
-      </w:r>
-      <w:r>
-        <w:t xml:space="preserve"> — e.g. </w:t>
-      </w:r>
-      <w:r>
-        <w:rPr>
-          <w:rFonts w:ascii="Consolas" w:hAnsi="Consolas"/>
-          <w:sz w:val="18"/>
-        </w:rPr>
-        <w:t>substrate</w:t>
-      </w:r>
-      <w:r>
-        <w:t xml:space="preserve"> (εr=4.4, tanδ=0.02), </w:t>
-      </w:r>
-      <w:r>
-        <w:rPr>
-          <w:rFonts w:ascii="Consolas" w:hAnsi="Consolas"/>
-          <w:sz w:val="18"/>
-        </w:rPr>
-        <w:t>copper</w:t>
+        <w:t>Material.</w:t>
+      </w:r>
+      <w:r>
+        <w:t xml:space="preserve"> Kind (dielectric / pec), εr, κ and tan δ — FR4: εr 4.4, tan δ 0.02; copper as pec.</w:t>
       </w:r>
     </w:p>
     <w:p>
@@ -4247,6 +4393,37 @@
         <w:rPr>
           <w:b/>
         </w:rPr>
+        <w:t>Add Material…</w:t>
+      </w:r>
+      <w:r>
+        <w:t xml:space="preserve"> — e.g. </w:t>
+      </w:r>
+      <w:r>
+        <w:rPr>
+          <w:rFonts w:ascii="Consolas" w:hAnsi="Consolas"/>
+          <w:sz w:val="18"/>
+        </w:rPr>
+        <w:t>substrate</w:t>
+      </w:r>
+      <w:r>
+        <w:t xml:space="preserve"> (εr=4.4, tanδ=0.02), </w:t>
+      </w:r>
+      <w:r>
+        <w:rPr>
+          <w:rFonts w:ascii="Consolas" w:hAnsi="Consolas"/>
+          <w:sz w:val="18"/>
+        </w:rPr>
+        <w:t>copper</w:t>
+      </w:r>
+    </w:p>
+    <w:p>
+      <w:pPr>
+        <w:pStyle w:val="ListNumber"/>
+      </w:pPr>
+      <w:r>
+        <w:rPr>
+          <w:b/>
+        </w:rPr>
         <w:t>Add Assignment…</w:t>
       </w:r>
     </w:p>
@@ -4332,13 +4509,52 @@
     </w:p>
     <w:p>
       <w:pPr>
-        <w:pStyle w:val="ListNumber"/>
+        <w:jc w:val="center"/>
       </w:pPr>
       <w:r>
+        <w:drawing>
+          <wp:inline xmlns:a="http://schemas.openxmlformats.org/drawingml/2006/main" xmlns:pic="http://schemas.openxmlformats.org/drawingml/2006/picture">
+            <wp:extent cx="5669280" cy="7698285"/>
+            <wp:docPr id="4" name="Picture 4"/>
+            <wp:cNvGraphicFramePr>
+              <a:graphicFrameLocks noChangeAspect="1"/>
+            </wp:cNvGraphicFramePr>
+            <a:graphic>
+              <a:graphicData uri="http://schemas.openxmlformats.org/drawingml/2006/picture">
+                <pic:pic>
+                  <pic:nvPicPr>
+                    <pic:cNvPr id="0" name="dialog_port.png"/>
+                    <pic:cNvPicPr/>
+                  </pic:nvPicPr>
+                  <pic:blipFill>
+                    <a:blip r:embed="rId12"/>
+                    <a:stretch>
+                      <a:fillRect/>
+                    </a:stretch>
+                  </pic:blipFill>
+                  <pic:spPr>
+                    <a:xfrm>
+                      <a:off x="0" y="0"/>
+                      <a:ext cx="5669280" cy="7698285"/>
+                    </a:xfrm>
+                    <a:prstGeom prst="rect"/>
+                  </pic:spPr>
+                </pic:pic>
+              </a:graphicData>
+            </a:graphic>
+          </wp:inline>
+        </w:drawing>
+      </w:r>
+    </w:p>
+    <w:p>
+      <w:r>
         <w:rPr>
           <w:b/>
         </w:rPr>
-        <w:t>Add Port…</w:t>
+        <w:t>Port.</w:t>
+      </w:r>
+      <w:r>
+        <w:t xml:space="preserve"> Lumped, 50 Ω, direction, mesh dirs and start/stop in mm. Example: the probe port of the GPS preset — 1 mm × 1 mm from the ground plane (z = 0) to the patch top (z = 1.6 mm).</w:t>
       </w:r>
     </w:p>
     <w:p>
@@ -4346,22 +4562,10 @@
         <w:pStyle w:val="ListNumber"/>
       </w:pPr>
       <w:r>
-        <w:t xml:space="preserve">Type: </w:t>
-      </w:r>
-      <w:r>
         <w:rPr>
           <w:b/>
         </w:rPr>
-        <w:t>lumped</w:t>
-      </w:r>
-      <w:r>
-        <w:t xml:space="preserve"> (patch) — resistance </w:t>
-      </w:r>
-      <w:r>
-        <w:rPr>
-          <w:b/>
-        </w:rPr>
-        <w:t>50</w:t>
+        <w:t>Add Port…</w:t>
       </w:r>
     </w:p>
     <w:p>
@@ -4369,26 +4573,22 @@
         <w:pStyle w:val="ListNumber"/>
       </w:pPr>
       <w:r>
-        <w:t>start / stop: edge of the patch (mm), e.g.</w:t>
-      </w:r>
-    </w:p>
-    <w:p>
-      <w:r>
-        <w:rPr>
-          <w:rFonts w:ascii="Consolas" w:hAnsi="Consolas"/>
-          <w:sz w:val="18"/>
-        </w:rPr>
-        <w:t>start=[-1.0, 0.0, -1.0]</w:t>
-      </w:r>
-      <w:r>
-        <w:t xml:space="preserve">, </w:t>
-      </w:r>
-      <w:r>
-        <w:rPr>
-          <w:rFonts w:ascii="Consolas" w:hAnsi="Consolas"/>
-          <w:sz w:val="18"/>
-        </w:rPr>
-        <w:t>stop=[1.0, 0.0, 1.0]</w:t>
+        <w:t xml:space="preserve">Type: </w:t>
+      </w:r>
+      <w:r>
+        <w:rPr>
+          <w:b/>
+        </w:rPr>
+        <w:t>lumped</w:t>
+      </w:r>
+      <w:r>
+        <w:t xml:space="preserve"> (patch) — resistance </w:t>
+      </w:r>
+      <w:r>
+        <w:rPr>
+          <w:b/>
+        </w:rPr>
+        <w:t>50</w:t>
       </w:r>
     </w:p>
     <w:p>
@@ -4396,27 +4596,26 @@
         <w:pStyle w:val="ListNumber"/>
       </w:pPr>
       <w:r>
-        <w:t xml:space="preserve">Direction: </w:t>
-      </w:r>
+        <w:t>start / stop: edge of the patch (mm), e.g.</w:t>
+      </w:r>
+    </w:p>
+    <w:p>
       <w:r>
         <w:rPr>
           <w:rFonts w:ascii="Consolas" w:hAnsi="Consolas"/>
           <w:sz w:val="18"/>
         </w:rPr>
-        <w:t>x</w:t>
-      </w:r>
-      <w:r>
-        <w:t xml:space="preserve"> or </w:t>
+        <w:t>start=[-1.0, 0.0, -1.0]</w:t>
+      </w:r>
+      <w:r>
+        <w:t xml:space="preserve">, </w:t>
       </w:r>
       <w:r>
         <w:rPr>
           <w:rFonts w:ascii="Consolas" w:hAnsi="Consolas"/>
           <w:sz w:val="18"/>
         </w:rPr>
-        <w:t>y</w:t>
-      </w:r>
-      <w:r>
-        <w:t xml:space="preserve"> (parallel to the voltage drop across the port)</w:t>
+        <w:t>stop=[1.0, 0.0, 1.0]</w:t>
       </w:r>
     </w:p>
     <w:p>
@@ -4424,14 +4623,27 @@
         <w:pStyle w:val="ListNumber"/>
       </w:pPr>
       <w:r>
+        <w:t xml:space="preserve">Direction: </w:t>
+      </w:r>
+      <w:r>
         <w:rPr>
           <w:rFonts w:ascii="Consolas" w:hAnsi="Consolas"/>
           <w:sz w:val="18"/>
         </w:rPr>
-        <w:t>excite_port = true</w:t>
-      </w:r>
-      <w:r>
-        <w:t xml:space="preserve"> (port 1)</w:t>
+        <w:t>x</w:t>
+      </w:r>
+      <w:r>
+        <w:t xml:space="preserve"> or </w:t>
+      </w:r>
+      <w:r>
+        <w:rPr>
+          <w:rFonts w:ascii="Consolas" w:hAnsi="Consolas"/>
+          <w:sz w:val="18"/>
+        </w:rPr>
+        <w:t>y</w:t>
+      </w:r>
+      <w:r>
+        <w:t xml:space="preserve"> (parallel to the voltage drop across the port)</w:t>
       </w:r>
     </w:p>
     <w:p>
@@ -4439,6 +4651,21 @@
         <w:pStyle w:val="ListNumber"/>
       </w:pPr>
       <w:r>
+        <w:rPr>
+          <w:rFonts w:ascii="Consolas" w:hAnsi="Consolas"/>
+          <w:sz w:val="18"/>
+        </w:rPr>
+        <w:t>excite_port = true</w:t>
+      </w:r>
+      <w:r>
+        <w:t xml:space="preserve"> (port 1)</w:t>
+      </w:r>
+    </w:p>
+    <w:p>
+      <w:pPr>
+        <w:pStyle w:val="ListNumber"/>
+      </w:pPr>
+      <w:r>
         <w:t>Check the geometry: viewer / mesh preview</w:t>
       </w:r>
     </w:p>
@@ -4480,6 +4707,65 @@
       </w:pPr>
       <w:r>
         <w:t>5.4 NF2FF (radiation pattern)</w:t>
+      </w:r>
+    </w:p>
+    <w:p>
+      <w:pPr>
+        <w:jc w:val="center"/>
+      </w:pPr>
+      <w:r>
+        <w:drawing>
+          <wp:inline xmlns:a="http://schemas.openxmlformats.org/drawingml/2006/main" xmlns:pic="http://schemas.openxmlformats.org/drawingml/2006/picture">
+            <wp:extent cx="5669280" cy="5354320"/>
+            <wp:docPr id="5" name="Picture 5"/>
+            <wp:cNvGraphicFramePr>
+              <a:graphicFrameLocks noChangeAspect="1"/>
+            </wp:cNvGraphicFramePr>
+            <a:graphic>
+              <a:graphicData uri="http://schemas.openxmlformats.org/drawingml/2006/picture">
+                <pic:pic>
+                  <pic:nvPicPr>
+                    <pic:cNvPr id="0" name="dialog_nf2ff.png"/>
+                    <pic:cNvPicPr/>
+                  </pic:nvPicPr>
+                  <pic:blipFill>
+                    <a:blip r:embed="rId13"/>
+                    <a:stretch>
+                      <a:fillRect/>
+                    </a:stretch>
+                  </pic:blipFill>
+                  <pic:spPr>
+                    <a:xfrm>
+                      <a:off x="0" y="0"/>
+                      <a:ext cx="5669280" cy="5354320"/>
+                    </a:xfrm>
+                    <a:prstGeom prst="rect"/>
+                  </pic:spPr>
+                </pic:pic>
+              </a:graphicData>
+            </a:graphic>
+          </wp:inline>
+        </w:drawing>
+      </w:r>
+    </w:p>
+    <w:p>
+      <w:r>
+        <w:rPr>
+          <w:b/>
+        </w:rPr>
+        <w:t>NF2FF box.</w:t>
+      </w:r>
+      <w:r>
+        <w:t xml:space="preserve"> Start/stop in mm; it has to enclose the antenna and its beam. Example: the GPS preset's box (±55 mm, z −25 … 28.2 mm). </w:t>
+      </w:r>
+      <w:r>
+        <w:rPr>
+          <w:b/>
+        </w:rPr>
+        <w:t>Fit NF2FF to Geometry</w:t>
+      </w:r>
+      <w:r>
+        <w:t xml:space="preserve"> sets it automatically.</w:t>
       </w:r>
     </w:p>
     <w:p>
@@ -5414,7 +5700,7 @@
         <w:drawing>
           <wp:inline xmlns:a="http://schemas.openxmlformats.org/drawingml/2006/main" xmlns:pic="http://schemas.openxmlformats.org/drawingml/2006/picture">
             <wp:extent cx="5669280" cy="3631882"/>
-            <wp:docPr id="1" name="Picture 1"/>
+            <wp:docPr id="6" name="Picture 6"/>
             <wp:cNvGraphicFramePr>
               <a:graphicFrameLocks noChangeAspect="1"/>
             </wp:cNvGraphicFramePr>
@@ -5426,7 +5712,7 @@
                     <pic:cNvPicPr/>
                   </pic:nvPicPr>
                   <pic:blipFill>
-                    <a:blip r:embed="rId9"/>
+                    <a:blip r:embed="rId14"/>
                     <a:stretch>
                       <a:fillRect/>
                     </a:stretch>
@@ -5450,7 +5736,7 @@
         <w:rPr>
           <w:b/>
         </w:rPr>
-        <w:t>Fig. 1 — Mesh viewer, XY slice at z = 1.6 mm.</w:t>
+        <w:t>Mesh viewer, XY slice at z = 1.6 mm.</w:t>
       </w:r>
       <w:r>
         <w:t xml:space="preserve"> The grid appears as lines, the geometry as areas: 75 mm board (blue), patch with its two staircase chamfers (orange), port (red), NF2FF box (violet dashed) and the FDTD domain (black dashed). You can see the cells refine over the patch and coarsen towards the maximum allowed cell size. The slider next to "Plane" moves the cut, "Mesh grid" toggles the lines, "Cell sizes" colours the cell sizes, "Overview" shows the 3D view. Right-clicking a marked cell opens the repair actions from section 6.1.</w:t>
@@ -5838,7 +6124,7 @@
         <w:drawing>
           <wp:inline xmlns:a="http://schemas.openxmlformats.org/drawingml/2006/main" xmlns:pic="http://schemas.openxmlformats.org/drawingml/2006/picture">
             <wp:extent cx="5669280" cy="3631882"/>
-            <wp:docPr id="2" name="Picture 2"/>
+            <wp:docPr id="7" name="Picture 7"/>
             <wp:cNvGraphicFramePr>
               <a:graphicFrameLocks noChangeAspect="1"/>
             </wp:cNvGraphicFramePr>
@@ -5850,7 +6136,7 @@
                     <pic:cNvPicPr/>
                   </pic:nvPicPr>
                   <pic:blipFill>
-                    <a:blip r:embed="rId10"/>
+                    <a:blip r:embed="rId15"/>
                     <a:stretch>
                       <a:fillRect/>
                     </a:stretch>
@@ -5874,7 +6160,7 @@
         <w:rPr>
           <w:b/>
         </w:rPr>
-        <w:t>Fig. 2 — Antenna tab, H-plane.</w:t>
+        <w:t>Antenna tab, H-plane.</w:t>
       </w:r>
       <w:r>
         <w:t xml:space="preserve"> On the left the discovered NF2FF results and the details block (Dmax, Gmax, η, Prad, grid), on the right the polar cut with its dBi rings. Right-clicking the plot opens the analysis menu (HPBW, front-to-back ratio, markers, pop-out). Example: the 2.45 GHz patch from section 2.2.</w:t>
@@ -5888,7 +6174,7 @@
         <w:drawing>
           <wp:inline xmlns:a="http://schemas.openxmlformats.org/drawingml/2006/main" xmlns:pic="http://schemas.openxmlformats.org/drawingml/2006/picture">
             <wp:extent cx="5669280" cy="3631882"/>
-            <wp:docPr id="3" name="Picture 3"/>
+            <wp:docPr id="8" name="Picture 8"/>
             <wp:cNvGraphicFramePr>
               <a:graphicFrameLocks noChangeAspect="1"/>
             </wp:cNvGraphicFramePr>
@@ -5900,7 +6186,7 @@
                     <pic:cNvPicPr/>
                   </pic:nvPicPr>
                   <pic:blipFill>
-                    <a:blip r:embed="rId11"/>
+                    <a:blip r:embed="rId16"/>
                     <a:stretch>
                       <a:fillRect/>
                     </a:stretch>
@@ -5924,7 +6210,7 @@
         <w:rPr>
           <w:b/>
         </w:rPr>
-        <w:t>Fig. 3 — Plot type "Axial Ratio (theta cut)".</w:t>
+        <w:t>Plot type "Axial Ratio (theta cut)".</w:t>
       </w:r>
       <w:r>
         <w:t xml:space="preserve"> AR against θ at a selectable azimuth ("AR φ" selector in the plot toolbar, 0…315°). The green band is AR ≤ 3 dB; the dotted line and its label give the widest angle from boresight that still meets it. Example: GPS L1 patch at 1.57542 GHz — 1.70 dB at θ = 0°, ≤ 3 dB out to θ = 62°. The linearly polarised 2.45 GHz example stays above 10 dB everywhere, so there the cut is only a check.</w:t>
@@ -5938,7 +6224,7 @@
         <w:drawing>
           <wp:inline xmlns:a="http://schemas.openxmlformats.org/drawingml/2006/main" xmlns:pic="http://schemas.openxmlformats.org/drawingml/2006/picture">
             <wp:extent cx="5669280" cy="3631882"/>
-            <wp:docPr id="4" name="Picture 4"/>
+            <wp:docPr id="9" name="Picture 9"/>
             <wp:cNvGraphicFramePr>
               <a:graphicFrameLocks noChangeAspect="1"/>
             </wp:cNvGraphicFramePr>
@@ -5950,7 +6236,7 @@
                     <pic:cNvPicPr/>
                   </pic:nvPicPr>
                   <pic:blipFill>
-                    <a:blip r:embed="rId12"/>
+                    <a:blip r:embed="rId17"/>
                     <a:stretch>
                       <a:fillRect/>
                     </a:stretch>
@@ -5974,7 +6260,7 @@
         <w:rPr>
           <w:b/>
         </w:rPr>
-        <w:t>Fig. 4 — 3D pattern.</w:t>
+        <w:t>3D pattern.</w:t>
       </w:r>
       <w:r>
         <w:t xml:space="preserve"> The three spatial directions are labelled x/y/z. The radius is normalised to the dBi window ("dBi min" slider in the toolbar); the colour bar carries the absolute values.</w:t>
@@ -5988,7 +6274,7 @@
         <w:drawing>
           <wp:inline xmlns:a="http://schemas.openxmlformats.org/drawingml/2006/main" xmlns:pic="http://schemas.openxmlformats.org/drawingml/2006/picture">
             <wp:extent cx="5669280" cy="2664562"/>
-            <wp:docPr id="5" name="Picture 5"/>
+            <wp:docPr id="10" name="Picture 10"/>
             <wp:cNvGraphicFramePr>
               <a:graphicFrameLocks noChangeAspect="1"/>
             </wp:cNvGraphicFramePr>
@@ -6000,7 +6286,7 @@
                     <pic:cNvPicPr/>
                   </pic:nvPicPr>
                   <pic:blipFill>
-                    <a:blip r:embed="rId13"/>
+                    <a:blip r:embed="rId18"/>
                     <a:stretch>
                       <a:fillRect/>
                     </a:stretch>
@@ -6024,7 +6310,7 @@
         <w:rPr>
           <w:b/>
         </w:rPr>
-        <w:t>Fig. 5 — "Polarization…" dialog.</w:t>
+        <w:t>"Polarization…" dialog.</w:t>
       </w:r>
       <w:r>
         <w:t xml:space="preserve"> One row per frequency with the AR at the pattern peak, the sense, tilt, peak direction and the phase center (Δx/Δy/Δz, RMS). The header line gives the number of points, the fraction with AR ≤ 3 dB and the senses present. "phase not well-defined" means the phase fit is not reliable for this pattern.</w:t>
@@ -6046,7 +6332,7 @@
         <w:drawing>
           <wp:inline xmlns:a="http://schemas.openxmlformats.org/drawingml/2006/main" xmlns:pic="http://schemas.openxmlformats.org/drawingml/2006/picture">
             <wp:extent cx="5669280" cy="4724400"/>
-            <wp:docPr id="6" name="Picture 6"/>
+            <wp:docPr id="11" name="Picture 11"/>
             <wp:cNvGraphicFramePr>
               <a:graphicFrameLocks noChangeAspect="1"/>
             </wp:cNvGraphicFramePr>
@@ -6058,7 +6344,7 @@
                     <pic:cNvPicPr/>
                   </pic:nvPicPr>
                   <pic:blipFill>
-                    <a:blip r:embed="rId14"/>
+                    <a:blip r:embed="rId19"/>
                     <a:stretch>
                       <a:fillRect/>
                     </a:stretch>
@@ -6082,7 +6368,7 @@
         <w:rPr>
           <w:b/>
         </w:rPr>
-        <w:t>Fig. 6 — |Et| in the substrate, a slice from the field dump Et_substrate (2.45 GHz example).</w:t>
+        <w:t>|Et| in the substrate, a slice from the field dump Et_substrate (2.45 GHz example).</w:t>
       </w:r>
       <w:r>
         <w:t xml:space="preserve"> Two maxima left and right of the centre, with the mode null between them. The axes are in metres, the colour bar in V/m. The post-processing writes such slices as PNG next to the dump (</w:t>

--- a/docs/ANLEITUNG_EN.docx
+++ b/docs/ANLEITUNG_EN.docx
@@ -945,6 +945,56 @@
     </w:p>
     <w:p>
       <w:pPr>
+        <w:jc w:val="center"/>
+      </w:pPr>
+      <w:r>
+        <w:drawing>
+          <wp:inline xmlns:a="http://schemas.openxmlformats.org/drawingml/2006/main" xmlns:pic="http://schemas.openxmlformats.org/drawingml/2006/picture">
+            <wp:extent cx="5669280" cy="3046468"/>
+            <wp:docPr id="1" name="Picture 1"/>
+            <wp:cNvGraphicFramePr>
+              <a:graphicFrameLocks noChangeAspect="1"/>
+            </wp:cNvGraphicFramePr>
+            <a:graphic>
+              <a:graphicData uri="http://schemas.openxmlformats.org/drawingml/2006/picture">
+                <pic:pic>
+                  <pic:nvPicPr>
+                    <pic:cNvPr id="0" name="main_window.png"/>
+                    <pic:cNvPicPr/>
+                  </pic:nvPicPr>
+                  <pic:blipFill>
+                    <a:blip r:embed="rId9"/>
+                    <a:stretch>
+                      <a:fillRect/>
+                    </a:stretch>
+                  </pic:blipFill>
+                  <pic:spPr>
+                    <a:xfrm>
+                      <a:off x="0" y="0"/>
+                      <a:ext cx="5669280" cy="3046468"/>
+                    </a:xfrm>
+                    <a:prstGeom prst="rect"/>
+                  </pic:spPr>
+                </pic:pic>
+              </a:graphicData>
+            </a:graphic>
+          </wp:inline>
+        </w:drawing>
+      </w:r>
+    </w:p>
+    <w:p>
+      <w:r>
+        <w:rPr>
+          <w:b/>
+        </w:rPr>
+        <w:t>Main window after start.</w:t>
+      </w:r>
+      <w:r>
+        <w:t xml:space="preserve"> Tabs Geometry / Mesh Viewer / S-Params / Antenna / Field Viewer, the project tree on the left, the import and material panels in the middle, log and mesh report at the bottom.</w:t>
+      </w:r>
+    </w:p>
+    <w:p>
+      <w:pPr>
         <w:ind w:left="360"/>
       </w:pPr>
       <w:r>
@@ -1651,7 +1701,7 @@
         <w:drawing>
           <wp:inline xmlns:a="http://schemas.openxmlformats.org/drawingml/2006/main" xmlns:pic="http://schemas.openxmlformats.org/drawingml/2006/picture">
             <wp:extent cx="5669280" cy="4164740"/>
-            <wp:docPr id="1" name="Picture 1"/>
+            <wp:docPr id="2" name="Picture 2"/>
             <wp:cNvGraphicFramePr>
               <a:graphicFrameLocks noChangeAspect="1"/>
             </wp:cNvGraphicFramePr>
@@ -1663,7 +1713,7 @@
                     <pic:cNvPicPr/>
                   </pic:nvPicPr>
                   <pic:blipFill>
-                    <a:blip r:embed="rId9"/>
+                    <a:blip r:embed="rId10"/>
                     <a:stretch>
                       <a:fillRect/>
                     </a:stretch>
@@ -1876,6 +1926,56 @@
       </w:pPr>
       <w:r>
         <w:t>Variant C — preset (only to test the simulation)</w:t>
+      </w:r>
+    </w:p>
+    <w:p>
+      <w:pPr>
+        <w:jc w:val="center"/>
+      </w:pPr>
+      <w:r>
+        <w:drawing>
+          <wp:inline xmlns:a="http://schemas.openxmlformats.org/drawingml/2006/main" xmlns:pic="http://schemas.openxmlformats.org/drawingml/2006/picture">
+            <wp:extent cx="5669280" cy="3046468"/>
+            <wp:docPr id="3" name="Picture 3"/>
+            <wp:cNvGraphicFramePr>
+              <a:graphicFrameLocks noChangeAspect="1"/>
+            </wp:cNvGraphicFramePr>
+            <a:graphic>
+              <a:graphicData uri="http://schemas.openxmlformats.org/drawingml/2006/picture">
+                <pic:pic>
+                  <pic:nvPicPr>
+                    <pic:cNvPr id="0" name="main_window_gps_preset.png"/>
+                    <pic:cNvPicPr/>
+                  </pic:nvPicPr>
+                  <pic:blipFill>
+                    <a:blip r:embed="rId11"/>
+                    <a:stretch>
+                      <a:fillRect/>
+                    </a:stretch>
+                  </pic:blipFill>
+                  <pic:spPr>
+                    <a:xfrm>
+                      <a:off x="0" y="0"/>
+                      <a:ext cx="5669280" cy="3046468"/>
+                    </a:xfrm>
+                    <a:prstGeom prst="rect"/>
+                  </pic:spPr>
+                </pic:pic>
+              </a:graphicData>
+            </a:graphic>
+          </wp:inline>
+        </w:drawing>
+      </w:r>
+    </w:p>
+    <w:p>
+      <w:r>
+        <w:rPr>
+          <w:b/>
+        </w:rPr>
+        <w:t>After loading the preset.</w:t>
+      </w:r>
+      <w:r>
+        <w:t xml:space="preserve"> Project tree with ground, substrate and patch, materials, port and NF2FF box; the geometry text carries the preset's figures and the hint how to make the axial-ratio dip visible with a frequency list.</w:t>
       </w:r>
     </w:p>
     <w:p>
@@ -3187,6 +3287,56 @@
       </w:r>
     </w:p>
     <w:p>
+      <w:pPr>
+        <w:jc w:val="center"/>
+      </w:pPr>
+      <w:r>
+        <w:drawing>
+          <wp:inline xmlns:a="http://schemas.openxmlformats.org/drawingml/2006/main" xmlns:pic="http://schemas.openxmlformats.org/drawingml/2006/picture">
+            <wp:extent cx="5669280" cy="5039360"/>
+            <wp:docPr id="4" name="Picture 4"/>
+            <wp:cNvGraphicFramePr>
+              <a:graphicFrameLocks noChangeAspect="1"/>
+            </wp:cNvGraphicFramePr>
+            <a:graphic>
+              <a:graphicData uri="http://schemas.openxmlformats.org/drawingml/2006/picture">
+                <pic:pic>
+                  <pic:nvPicPr>
+                    <pic:cNvPr id="0" name="dialog_sim_params.png"/>
+                    <pic:cNvPicPr/>
+                  </pic:nvPicPr>
+                  <pic:blipFill>
+                    <a:blip r:embed="rId12"/>
+                    <a:stretch>
+                      <a:fillRect/>
+                    </a:stretch>
+                  </pic:blipFill>
+                  <pic:spPr>
+                    <a:xfrm>
+                      <a:off x="0" y="0"/>
+                      <a:ext cx="5669280" cy="5039360"/>
+                    </a:xfrm>
+                    <a:prstGeom prst="rect"/>
+                  </pic:spPr>
+                </pic:pic>
+              </a:graphicData>
+            </a:graphic>
+          </wp:inline>
+        </w:drawing>
+      </w:r>
+    </w:p>
+    <w:p>
+      <w:r>
+        <w:rPr>
+          <w:b/>
+        </w:rPr>
+        <w:t>Simulation Parameters.</w:t>
+      </w:r>
+      <w:r>
+        <w:t xml:space="preserve"> Two tabs; the computed values on top (f_max, λ, cell sizes, air margin), below them the end criterion, timesteps, threads and boundary conditions.</w:t>
+      </w:r>
+    </w:p>
+    <w:p>
       <w:r>
         <w:rPr>
           <w:b/>
@@ -3664,7 +3814,7 @@
         <w:drawing>
           <wp:inline xmlns:a="http://schemas.openxmlformats.org/drawingml/2006/main" xmlns:pic="http://schemas.openxmlformats.org/drawingml/2006/picture">
             <wp:extent cx="5669280" cy="6105378"/>
-            <wp:docPr id="2" name="Picture 2"/>
+            <wp:docPr id="5" name="Picture 5"/>
             <wp:cNvGraphicFramePr>
               <a:graphicFrameLocks noChangeAspect="1"/>
             </wp:cNvGraphicFramePr>
@@ -3676,7 +3826,7 @@
                     <pic:cNvPicPr/>
                   </pic:nvPicPr>
                   <pic:blipFill>
-                    <a:blip r:embed="rId10"/>
+                    <a:blip r:embed="rId13"/>
                     <a:stretch>
                       <a:fillRect/>
                     </a:stretch>
@@ -4343,7 +4493,7 @@
         <w:drawing>
           <wp:inline xmlns:a="http://schemas.openxmlformats.org/drawingml/2006/main" xmlns:pic="http://schemas.openxmlformats.org/drawingml/2006/picture">
             <wp:extent cx="5669280" cy="4668819"/>
-            <wp:docPr id="3" name="Picture 3"/>
+            <wp:docPr id="6" name="Picture 6"/>
             <wp:cNvGraphicFramePr>
               <a:graphicFrameLocks noChangeAspect="1"/>
             </wp:cNvGraphicFramePr>
@@ -4355,7 +4505,7 @@
                     <pic:cNvPicPr/>
                   </pic:nvPicPr>
                   <pic:blipFill>
-                    <a:blip r:embed="rId11"/>
+                    <a:blip r:embed="rId14"/>
                     <a:stretch>
                       <a:fillRect/>
                     </a:stretch>
@@ -4515,7 +4665,7 @@
         <w:drawing>
           <wp:inline xmlns:a="http://schemas.openxmlformats.org/drawingml/2006/main" xmlns:pic="http://schemas.openxmlformats.org/drawingml/2006/picture">
             <wp:extent cx="5669280" cy="7698285"/>
-            <wp:docPr id="4" name="Picture 4"/>
+            <wp:docPr id="7" name="Picture 7"/>
             <wp:cNvGraphicFramePr>
               <a:graphicFrameLocks noChangeAspect="1"/>
             </wp:cNvGraphicFramePr>
@@ -4527,7 +4677,7 @@
                     <pic:cNvPicPr/>
                   </pic:nvPicPr>
                   <pic:blipFill>
-                    <a:blip r:embed="rId12"/>
+                    <a:blip r:embed="rId15"/>
                     <a:stretch>
                       <a:fillRect/>
                     </a:stretch>
@@ -4717,7 +4867,7 @@
         <w:drawing>
           <wp:inline xmlns:a="http://schemas.openxmlformats.org/drawingml/2006/main" xmlns:pic="http://schemas.openxmlformats.org/drawingml/2006/picture">
             <wp:extent cx="5669280" cy="5354320"/>
-            <wp:docPr id="5" name="Picture 5"/>
+            <wp:docPr id="8" name="Picture 8"/>
             <wp:cNvGraphicFramePr>
               <a:graphicFrameLocks noChangeAspect="1"/>
             </wp:cNvGraphicFramePr>
@@ -4729,7 +4879,7 @@
                     <pic:cNvPicPr/>
                   </pic:nvPicPr>
                   <pic:blipFill>
-                    <a:blip r:embed="rId13"/>
+                    <a:blip r:embed="rId16"/>
                     <a:stretch>
                       <a:fillRect/>
                     </a:stretch>
@@ -5463,6 +5613,56 @@
     </w:p>
     <w:p>
       <w:pPr>
+        <w:jc w:val="center"/>
+      </w:pPr>
+      <w:r>
+        <w:drawing>
+          <wp:inline xmlns:a="http://schemas.openxmlformats.org/drawingml/2006/main" xmlns:pic="http://schemas.openxmlformats.org/drawingml/2006/picture">
+            <wp:extent cx="5669280" cy="3968496"/>
+            <wp:docPr id="9" name="Picture 9"/>
+            <wp:cNvGraphicFramePr>
+              <a:graphicFrameLocks noChangeAspect="1"/>
+            </wp:cNvGraphicFramePr>
+            <a:graphic>
+              <a:graphicData uri="http://schemas.openxmlformats.org/drawingml/2006/picture">
+                <pic:pic>
+                  <pic:nvPicPr>
+                    <pic:cNvPr id="0" name="dialog_script_editor.png"/>
+                    <pic:cNvPicPr/>
+                  </pic:nvPicPr>
+                  <pic:blipFill>
+                    <a:blip r:embed="rId17"/>
+                    <a:stretch>
+                      <a:fillRect/>
+                    </a:stretch>
+                  </pic:blipFill>
+                  <pic:spPr>
+                    <a:xfrm>
+                      <a:off x="0" y="0"/>
+                      <a:ext cx="5669280" cy="3968496"/>
+                    </a:xfrm>
+                    <a:prstGeom prst="rect"/>
+                  </pic:spPr>
+                </pic:pic>
+              </a:graphicData>
+            </a:graphic>
+          </wp:inline>
+        </w:drawing>
+      </w:r>
+    </w:p>
+    <w:p>
+      <w:r>
+        <w:rPr>
+          <w:b/>
+        </w:rPr>
+        <w:t>Script editor.</w:t>
+      </w:r>
+      <w:r>
+        <w:t xml:space="preserve"> Shows project_run.py — the script openEMS actually executes — with Save, Revert and Regenerate from project. Local edits are backed up as project_run_edited.py before a regeneration.</w:t>
+      </w:r>
+    </w:p>
+    <w:p>
+      <w:pPr>
         <w:pStyle w:val="Heading3"/>
       </w:pPr>
       <w:r>
@@ -5700,7 +5900,7 @@
         <w:drawing>
           <wp:inline xmlns:a="http://schemas.openxmlformats.org/drawingml/2006/main" xmlns:pic="http://schemas.openxmlformats.org/drawingml/2006/picture">
             <wp:extent cx="5669280" cy="3631882"/>
-            <wp:docPr id="6" name="Picture 6"/>
+            <wp:docPr id="10" name="Picture 10"/>
             <wp:cNvGraphicFramePr>
               <a:graphicFrameLocks noChangeAspect="1"/>
             </wp:cNvGraphicFramePr>
@@ -5712,7 +5912,7 @@
                     <pic:cNvPicPr/>
                   </pic:nvPicPr>
                   <pic:blipFill>
-                    <a:blip r:embed="rId14"/>
+                    <a:blip r:embed="rId18"/>
                     <a:stretch>
                       <a:fillRect/>
                     </a:stretch>
@@ -5757,374 +5957,13 @@
     </w:p>
     <w:p>
       <w:pPr>
-        <w:pStyle w:val="ListNumber"/>
-      </w:pPr>
-      <w:r>
-        <w:rPr>
-          <w:b/>
-        </w:rPr>
-        <w:t>S-Params Viewer</w:t>
-      </w:r>
-    </w:p>
-    <w:p>
-      <w:pPr>
-        <w:pStyle w:val="ListBullet"/>
-      </w:pPr>
-      <w:r>
-        <w:t>S11 / S21, dB, phase</w:t>
-      </w:r>
-    </w:p>
-    <w:p>
-      <w:pPr>
-        <w:pStyle w:val="ListBullet"/>
-      </w:pPr>
-      <w:r>
-        <w:t>Marker: frequency, S, Γ, Z/Y, VSWR, RL</w:t>
-      </w:r>
-    </w:p>
-    <w:p>
-      <w:pPr>
-        <w:pStyle w:val="ListBullet"/>
-      </w:pPr>
-      <w:r>
-        <w:t>Smith chart: Z and Y markers</w:t>
-      </w:r>
-    </w:p>
-    <w:p>
-      <w:pPr>
-        <w:pStyle w:val="ListNumber"/>
-      </w:pPr>
-      <w:r>
-        <w:rPr>
-          <w:b/>
-        </w:rPr>
-        <w:t>Pop-out S-Graph</w:t>
-      </w:r>
-      <w:r>
-        <w:t xml:space="preserve"> — plot in a separate window</w:t>
-      </w:r>
-    </w:p>
-    <w:p>
-      <w:pPr>
-        <w:pStyle w:val="ListNumber"/>
-      </w:pPr>
-      <w:r>
-        <w:rPr>
-          <w:b/>
-        </w:rPr>
-        <w:t>Antenna</w:t>
-      </w:r>
-      <w:r>
-        <w:t xml:space="preserve"> tab / </w:t>
-      </w:r>
-      <w:r>
-        <w:rPr>
-          <w:b/>
-        </w:rPr>
-        <w:t>Simulation → Antenna Pattern Viewer</w:t>
-      </w:r>
-      <w:r>
-        <w:t xml:space="preserve"> — NF2FF far field:</w:t>
-      </w:r>
-    </w:p>
-    <w:p>
-      <w:r>
-        <w:t>3D polar gain plot, 2D polar cuts (E/H plane), directivity/gain/η vs</w:t>
-      </w:r>
-    </w:p>
-    <w:p>
-      <w:r>
-        <w:t xml:space="preserve">frequency; </w:t>
-      </w:r>
-      <w:r>
-        <w:rPr>
-          <w:b/>
-        </w:rPr>
-        <w:t>Pop-out Antenna Graph</w:t>
-      </w:r>
-      <w:r>
-        <w:t xml:space="preserve"> = separate window; field dumps remain</w:t>
-      </w:r>
-    </w:p>
-    <w:p>
-      <w:r>
-        <w:t xml:space="preserve">under </w:t>
-      </w:r>
-      <w:r>
-        <w:rPr>
-          <w:rFonts w:ascii="Consolas" w:hAnsi="Consolas"/>
-          <w:sz w:val="18"/>
-        </w:rPr>
-        <w:t>work/&lt;project&gt;/fields/</w:t>
-      </w:r>
-      <w:r>
-        <w:t xml:space="preserve"> (S-parameters in</w:t>
-      </w:r>
-    </w:p>
-    <w:p>
-      <w:r>
-        <w:rPr>
-          <w:rFonts w:ascii="Consolas" w:hAnsi="Consolas"/>
-          <w:sz w:val="18"/>
-        </w:rPr>
-        <w:t>work/&lt;project&gt;/sparams/</w:t>
-      </w:r>
-      <w:r>
-        <w:t xml:space="preserve">, NF2FF in </w:t>
-      </w:r>
-      <w:r>
-        <w:rPr>
-          <w:rFonts w:ascii="Consolas" w:hAnsi="Consolas"/>
-          <w:sz w:val="18"/>
-        </w:rPr>
-        <w:t>work/&lt;project&gt;/nf2ff/</w:t>
-      </w:r>
-      <w:r>
-        <w:t>).</w:t>
-      </w:r>
-    </w:p>
-    <w:p>
-      <w:r>
-        <w:rPr>
-          <w:b/>
-        </w:rPr>
-        <w:t>Polarization…</w:t>
-      </w:r>
-      <w:r>
-        <w:t xml:space="preserve"> (button in the Antenna tab) shows quantities derived from</w:t>
-      </w:r>
-    </w:p>
-    <w:p>
-      <w:r>
-        <w:t xml:space="preserve">the same NF2FF result — no new run: </w:t>
-      </w:r>
-      <w:r>
-        <w:rPr>
-          <w:b/>
-        </w:rPr>
-        <w:t>axial ratio</w:t>
-      </w:r>
-      <w:r>
-        <w:t xml:space="preserve"> (dB, RHCP/LHCP sense,</w:t>
-      </w:r>
-    </w:p>
-    <w:p>
-      <w:r>
-        <w:t xml:space="preserve">tilt; linear → "linear") and </w:t>
-      </w:r>
-      <w:r>
-        <w:rPr>
-          <w:b/>
-        </w:rPr>
-        <w:t>phase center</w:t>
-      </w:r>
-      <w:r>
-        <w:t xml:space="preserve"> (Δx/Δy/Δz in mm plus the RMS</w:t>
-      </w:r>
-    </w:p>
-    <w:p>
-      <w:r>
-        <w:t>of the phase fit) relative to the NF2FF box centre. The phase center is an</w:t>
-      </w:r>
-    </w:p>
-    <w:p>
-      <w:r>
-        <w:t>estimate for a well-defined main beam; a fit that does not qualify shows</w:t>
-      </w:r>
-    </w:p>
-    <w:p>
-      <w:r>
-        <w:t>"—" / "phase not well-defined". Details: F1 → "Polarization &amp; Phase Center".</w:t>
-      </w:r>
-    </w:p>
-    <w:p>
-      <w:pPr>
-        <w:pStyle w:val="ListNumber"/>
-      </w:pPr>
-      <w:r>
-        <w:rPr>
-          <w:b/>
-        </w:rPr>
-        <w:t>2-port (S2P)</w:t>
-      </w:r>
-      <w:r>
-        <w:t xml:space="preserve"> — one FDTD run measures </w:t>
-      </w:r>
-      <w:r>
-        <w:rPr>
-          <w:b/>
-        </w:rPr>
-        <w:t>one</w:t>
-      </w:r>
-      <w:r>
-        <w:t xml:space="preserve"> column of the S-matrix (for 2 ports:</w:t>
-      </w:r>
-    </w:p>
-    <w:p>
-      <w:r>
-        <w:t>S11 + S21). Further columns need further runs with the other excited port</w:t>
-      </w:r>
-    </w:p>
-    <w:p>
-      <w:r>
-        <w:t>(</w:t>
-      </w:r>
-      <w:r>
-        <w:rPr>
-          <w:rFonts w:ascii="Consolas" w:hAnsi="Consolas"/>
-          <w:sz w:val="18"/>
-        </w:rPr>
-        <w:t>excite_port</w:t>
-      </w:r>
-      <w:r>
-        <w:t xml:space="preserve"> switched); the JSON results are merged afterwards —</w:t>
-      </w:r>
-    </w:p>
-    <w:p>
-      <w:r>
-        <w:t xml:space="preserve">example: </w:t>
-      </w:r>
-      <w:r>
-        <w:rPr>
-          <w:rFonts w:ascii="Consolas" w:hAnsi="Consolas"/>
-          <w:sz w:val="18"/>
-        </w:rPr>
-        <w:t>examples\run_pcb_filter_example.py</w:t>
-      </w:r>
-      <w:r>
-        <w:t>.</w:t>
-      </w:r>
-    </w:p>
-    <w:p>
-      <w:r>
-        <w:t xml:space="preserve">Unmeasured entries stay empty (NaN) in </w:t>
-      </w:r>
-      <w:r>
-        <w:rPr>
-          <w:rFonts w:ascii="Consolas" w:hAnsi="Consolas"/>
-          <w:sz w:val="18"/>
-        </w:rPr>
-        <w:t>sparams.json</w:t>
-      </w:r>
-      <w:r>
-        <w:t>; the Touchstone file</w:t>
-      </w:r>
-    </w:p>
-    <w:p>
-      <w:r>
-        <w:t>(</w:t>
-      </w:r>
-      <w:r>
-        <w:rPr>
-          <w:rFonts w:ascii="Consolas" w:hAnsi="Consolas"/>
-          <w:sz w:val="18"/>
-        </w:rPr>
-        <w:t>.s2p</w:t>
-      </w:r>
-      <w:r>
-        <w:t>) is only written once the matrix is complete.</w:t>
-      </w:r>
-    </w:p>
-    <w:p>
-      <w:pPr>
-        <w:pStyle w:val="ListNumber"/>
-      </w:pPr>
-      <w:r>
-        <w:rPr>
-          <w:b/>
-        </w:rPr>
-        <w:t>Field Viewer</w:t>
-      </w:r>
-      <w:r>
-        <w:t xml:space="preserve"> — 3D view of the field dumps (F1 for the in-app help). The</w:t>
-      </w:r>
-    </w:p>
-    <w:p>
-      <w:r>
-        <w:t xml:space="preserve">vector arrows ("Vectors") </w:t>
-      </w:r>
-      <w:r>
-        <w:rPr>
-          <w:b/>
-        </w:rPr>
-        <w:t>replace</w:t>
-      </w:r>
-      <w:r>
-        <w:t xml:space="preserve"> the coloured field representation</w:t>
-      </w:r>
-    </w:p>
-    <w:p>
-      <w:r>
-        <w:t>(ParaView style), so no opaque slice/surface covers the arrows that point</w:t>
-      </w:r>
-    </w:p>
-    <w:p>
-      <w:r>
-        <w:t>into it; tick "field underneath" to get the overlay back. While stepping</w:t>
-      </w:r>
-    </w:p>
-    <w:p>
-      <w:r>
-        <w:t>through a series by hand, the step label reports how many arrows flipped</w:t>
-      </w:r>
-    </w:p>
-    <w:p>
-      <w:r>
-        <w:t>compared to the previous step — that makes it obvious whether the arrows</w:t>
-      </w:r>
-    </w:p>
-    <w:p>
-      <w:r>
-        <w:t>really follow the field. With "same length" switched off the arrow length</w:t>
-      </w:r>
-    </w:p>
-    <w:p>
-      <w:r>
-        <w:t>shows the amplitude; the reference is measured once over the whole series,</w:t>
-      </w:r>
-    </w:p>
-    <w:p>
-      <w:r>
-        <w:t>so the lengths are comparable from frame to frame.</w:t>
-      </w:r>
-    </w:p>
-    <w:p>
-      <w:r>
-        <w:t>The export writes a ParaView collection (</w:t>
-      </w:r>
-      <w:r>
-        <w:rPr>
-          <w:rFonts w:ascii="Consolas" w:hAnsi="Consolas"/>
-          <w:sz w:val="18"/>
-        </w:rPr>
-        <w:t>&lt;dump&gt;.pvd</w:t>
-      </w:r>
-      <w:r>
-        <w:t>) next to the per-step</w:t>
-      </w:r>
-    </w:p>
-    <w:p>
-      <w:r>
-        <w:t>files, so the whole series can be played in ParaView from one file — see §12.4.</w:t>
-      </w:r>
-    </w:p>
-    <w:p>
-      <w:pPr>
-        <w:pStyle w:val="Heading3"/>
-      </w:pPr>
-      <w:r>
-        <w:t>7.1 The Antenna tab in pictures</w:t>
-      </w:r>
-    </w:p>
-    <w:p>
-      <w:pPr>
         <w:jc w:val="center"/>
       </w:pPr>
       <w:r>
         <w:drawing>
           <wp:inline xmlns:a="http://schemas.openxmlformats.org/drawingml/2006/main" xmlns:pic="http://schemas.openxmlformats.org/drawingml/2006/picture">
             <wp:extent cx="5669280" cy="3631882"/>
-            <wp:docPr id="7" name="Picture 7"/>
+            <wp:docPr id="11" name="Picture 11"/>
             <wp:cNvGraphicFramePr>
               <a:graphicFrameLocks noChangeAspect="1"/>
             </wp:cNvGraphicFramePr>
@@ -6132,11 +5971,11 @@
               <a:graphicData uri="http://schemas.openxmlformats.org/drawingml/2006/picture">
                 <pic:pic>
                   <pic:nvPicPr>
-                    <pic:cNvPr id="0" name="antenna_tab_polar.png"/>
+                    <pic:cNvPr id="0" name="sparams_viewer.png"/>
                     <pic:cNvPicPr/>
                   </pic:nvPicPr>
                   <pic:blipFill>
-                    <a:blip r:embed="rId15"/>
+                    <a:blip r:embed="rId19"/>
                     <a:stretch>
                       <a:fillRect/>
                     </a:stretch>
@@ -6160,10 +5999,371 @@
         <w:rPr>
           <w:b/>
         </w:rPr>
-        <w:t>Antenna tab, H-plane.</w:t>
-      </w:r>
-      <w:r>
-        <w:t xml:space="preserve"> On the left the discovered NF2FF results and the details block (Dmax, Gmax, η, Prad, grid), on the right the polar cut with its dBi rings. Right-clicking the plot opens the analysis menu (HPBW, front-to-back ratio, markers, pop-out). Example: the 2.45 GHz patch from section 2.2.</w:t>
+        <w:t>S-parameters.</w:t>
+      </w:r>
+      <w:r>
+        <w:t xml:space="preserve"> Smith chart, |S| dB, phase, VSWR; click markers, "Go to S-min" jumps to the resonance dip, "Pop out" detaches the plot into its own window.</w:t>
+      </w:r>
+    </w:p>
+    <w:p>
+      <w:pPr>
+        <w:pStyle w:val="ListNumber"/>
+      </w:pPr>
+      <w:r>
+        <w:rPr>
+          <w:b/>
+        </w:rPr>
+        <w:t>S-Params Viewer</w:t>
+      </w:r>
+    </w:p>
+    <w:p>
+      <w:pPr>
+        <w:pStyle w:val="ListBullet"/>
+      </w:pPr>
+      <w:r>
+        <w:t>S11 / S21, dB, phase</w:t>
+      </w:r>
+    </w:p>
+    <w:p>
+      <w:pPr>
+        <w:pStyle w:val="ListBullet"/>
+      </w:pPr>
+      <w:r>
+        <w:t>Marker: frequency, S, Γ, Z/Y, VSWR, RL</w:t>
+      </w:r>
+    </w:p>
+    <w:p>
+      <w:pPr>
+        <w:pStyle w:val="ListBullet"/>
+      </w:pPr>
+      <w:r>
+        <w:t>Smith chart: Z and Y markers</w:t>
+      </w:r>
+    </w:p>
+    <w:p>
+      <w:pPr>
+        <w:pStyle w:val="ListNumber"/>
+      </w:pPr>
+      <w:r>
+        <w:rPr>
+          <w:b/>
+        </w:rPr>
+        <w:t>Pop-out S-Graph</w:t>
+      </w:r>
+      <w:r>
+        <w:t xml:space="preserve"> — plot in a separate window</w:t>
+      </w:r>
+    </w:p>
+    <w:p>
+      <w:pPr>
+        <w:pStyle w:val="ListNumber"/>
+      </w:pPr>
+      <w:r>
+        <w:rPr>
+          <w:b/>
+        </w:rPr>
+        <w:t>Antenna</w:t>
+      </w:r>
+      <w:r>
+        <w:t xml:space="preserve"> tab / </w:t>
+      </w:r>
+      <w:r>
+        <w:rPr>
+          <w:b/>
+        </w:rPr>
+        <w:t>Simulation → Antenna Pattern Viewer</w:t>
+      </w:r>
+      <w:r>
+        <w:t xml:space="preserve"> — NF2FF far field:</w:t>
+      </w:r>
+    </w:p>
+    <w:p>
+      <w:r>
+        <w:t>3D polar gain plot, 2D polar cuts (E/H plane), directivity/gain/η vs</w:t>
+      </w:r>
+    </w:p>
+    <w:p>
+      <w:r>
+        <w:t xml:space="preserve">frequency; </w:t>
+      </w:r>
+      <w:r>
+        <w:rPr>
+          <w:b/>
+        </w:rPr>
+        <w:t>Pop-out Antenna Graph</w:t>
+      </w:r>
+      <w:r>
+        <w:t xml:space="preserve"> = separate window; field dumps remain</w:t>
+      </w:r>
+    </w:p>
+    <w:p>
+      <w:r>
+        <w:t xml:space="preserve">under </w:t>
+      </w:r>
+      <w:r>
+        <w:rPr>
+          <w:rFonts w:ascii="Consolas" w:hAnsi="Consolas"/>
+          <w:sz w:val="18"/>
+        </w:rPr>
+        <w:t>work/&lt;project&gt;/fields/</w:t>
+      </w:r>
+      <w:r>
+        <w:t xml:space="preserve"> (S-parameters in</w:t>
+      </w:r>
+    </w:p>
+    <w:p>
+      <w:r>
+        <w:rPr>
+          <w:rFonts w:ascii="Consolas" w:hAnsi="Consolas"/>
+          <w:sz w:val="18"/>
+        </w:rPr>
+        <w:t>work/&lt;project&gt;/sparams/</w:t>
+      </w:r>
+      <w:r>
+        <w:t xml:space="preserve">, NF2FF in </w:t>
+      </w:r>
+      <w:r>
+        <w:rPr>
+          <w:rFonts w:ascii="Consolas" w:hAnsi="Consolas"/>
+          <w:sz w:val="18"/>
+        </w:rPr>
+        <w:t>work/&lt;project&gt;/nf2ff/</w:t>
+      </w:r>
+      <w:r>
+        <w:t>).</w:t>
+      </w:r>
+    </w:p>
+    <w:p>
+      <w:r>
+        <w:rPr>
+          <w:b/>
+        </w:rPr>
+        <w:t>Polarization…</w:t>
+      </w:r>
+      <w:r>
+        <w:t xml:space="preserve"> (button in the Antenna tab) shows quantities derived from</w:t>
+      </w:r>
+    </w:p>
+    <w:p>
+      <w:r>
+        <w:t xml:space="preserve">the same NF2FF result — no new run: </w:t>
+      </w:r>
+      <w:r>
+        <w:rPr>
+          <w:b/>
+        </w:rPr>
+        <w:t>axial ratio</w:t>
+      </w:r>
+      <w:r>
+        <w:t xml:space="preserve"> (dB, RHCP/LHCP sense,</w:t>
+      </w:r>
+    </w:p>
+    <w:p>
+      <w:r>
+        <w:t xml:space="preserve">tilt; linear → "linear") and </w:t>
+      </w:r>
+      <w:r>
+        <w:rPr>
+          <w:b/>
+        </w:rPr>
+        <w:t>phase center</w:t>
+      </w:r>
+      <w:r>
+        <w:t xml:space="preserve"> (Δx/Δy/Δz in mm plus the RMS</w:t>
+      </w:r>
+    </w:p>
+    <w:p>
+      <w:r>
+        <w:t>of the phase fit) relative to the NF2FF box centre. The phase center is an</w:t>
+      </w:r>
+    </w:p>
+    <w:p>
+      <w:r>
+        <w:t>estimate for a well-defined main beam; a fit that does not qualify shows</w:t>
+      </w:r>
+    </w:p>
+    <w:p>
+      <w:r>
+        <w:t>"—" / "phase not well-defined". Details: F1 → "Polarization &amp; Phase Center".</w:t>
+      </w:r>
+    </w:p>
+    <w:p>
+      <w:pPr>
+        <w:pStyle w:val="ListNumber"/>
+      </w:pPr>
+      <w:r>
+        <w:rPr>
+          <w:b/>
+        </w:rPr>
+        <w:t>2-port (S2P)</w:t>
+      </w:r>
+      <w:r>
+        <w:t xml:space="preserve"> — one FDTD run measures </w:t>
+      </w:r>
+      <w:r>
+        <w:rPr>
+          <w:b/>
+        </w:rPr>
+        <w:t>one</w:t>
+      </w:r>
+      <w:r>
+        <w:t xml:space="preserve"> column of the S-matrix (for 2 ports:</w:t>
+      </w:r>
+    </w:p>
+    <w:p>
+      <w:r>
+        <w:t>S11 + S21). Further columns need further runs with the other excited port</w:t>
+      </w:r>
+    </w:p>
+    <w:p>
+      <w:r>
+        <w:t>(</w:t>
+      </w:r>
+      <w:r>
+        <w:rPr>
+          <w:rFonts w:ascii="Consolas" w:hAnsi="Consolas"/>
+          <w:sz w:val="18"/>
+        </w:rPr>
+        <w:t>excite_port</w:t>
+      </w:r>
+      <w:r>
+        <w:t xml:space="preserve"> switched); the JSON results are merged afterwards —</w:t>
+      </w:r>
+    </w:p>
+    <w:p>
+      <w:r>
+        <w:t xml:space="preserve">example: </w:t>
+      </w:r>
+      <w:r>
+        <w:rPr>
+          <w:rFonts w:ascii="Consolas" w:hAnsi="Consolas"/>
+          <w:sz w:val="18"/>
+        </w:rPr>
+        <w:t>examples\run_pcb_filter_example.py</w:t>
+      </w:r>
+      <w:r>
+        <w:t>.</w:t>
+      </w:r>
+    </w:p>
+    <w:p>
+      <w:r>
+        <w:t xml:space="preserve">Unmeasured entries stay empty (NaN) in </w:t>
+      </w:r>
+      <w:r>
+        <w:rPr>
+          <w:rFonts w:ascii="Consolas" w:hAnsi="Consolas"/>
+          <w:sz w:val="18"/>
+        </w:rPr>
+        <w:t>sparams.json</w:t>
+      </w:r>
+      <w:r>
+        <w:t>; the Touchstone file</w:t>
+      </w:r>
+    </w:p>
+    <w:p>
+      <w:r>
+        <w:t>(</w:t>
+      </w:r>
+      <w:r>
+        <w:rPr>
+          <w:rFonts w:ascii="Consolas" w:hAnsi="Consolas"/>
+          <w:sz w:val="18"/>
+        </w:rPr>
+        <w:t>.s2p</w:t>
+      </w:r>
+      <w:r>
+        <w:t>) is only written once the matrix is complete.</w:t>
+      </w:r>
+    </w:p>
+    <w:p>
+      <w:pPr>
+        <w:pStyle w:val="ListNumber"/>
+      </w:pPr>
+      <w:r>
+        <w:rPr>
+          <w:b/>
+        </w:rPr>
+        <w:t>Field Viewer</w:t>
+      </w:r>
+      <w:r>
+        <w:t xml:space="preserve"> — 3D view of the field dumps (F1 for the in-app help). The</w:t>
+      </w:r>
+    </w:p>
+    <w:p>
+      <w:r>
+        <w:t xml:space="preserve">vector arrows ("Vectors") </w:t>
+      </w:r>
+      <w:r>
+        <w:rPr>
+          <w:b/>
+        </w:rPr>
+        <w:t>replace</w:t>
+      </w:r>
+      <w:r>
+        <w:t xml:space="preserve"> the coloured field representation</w:t>
+      </w:r>
+    </w:p>
+    <w:p>
+      <w:r>
+        <w:t>(ParaView style), so no opaque slice/surface covers the arrows that point</w:t>
+      </w:r>
+    </w:p>
+    <w:p>
+      <w:r>
+        <w:t>into it; tick "field underneath" to get the overlay back. While stepping</w:t>
+      </w:r>
+    </w:p>
+    <w:p>
+      <w:r>
+        <w:t>through a series by hand, the step label reports how many arrows flipped</w:t>
+      </w:r>
+    </w:p>
+    <w:p>
+      <w:r>
+        <w:t>compared to the previous step — that makes it obvious whether the arrows</w:t>
+      </w:r>
+    </w:p>
+    <w:p>
+      <w:r>
+        <w:t>really follow the field. With "same length" switched off the arrow length</w:t>
+      </w:r>
+    </w:p>
+    <w:p>
+      <w:r>
+        <w:t>shows the amplitude; the reference is measured once over the whole series,</w:t>
+      </w:r>
+    </w:p>
+    <w:p>
+      <w:r>
+        <w:t>so the lengths are comparable from frame to frame.</w:t>
+      </w:r>
+    </w:p>
+    <w:p>
+      <w:r>
+        <w:t>The export writes a ParaView collection (</w:t>
+      </w:r>
+      <w:r>
+        <w:rPr>
+          <w:rFonts w:ascii="Consolas" w:hAnsi="Consolas"/>
+          <w:sz w:val="18"/>
+        </w:rPr>
+        <w:t>&lt;dump&gt;.pvd</w:t>
+      </w:r>
+      <w:r>
+        <w:t>) next to the per-step</w:t>
+      </w:r>
+    </w:p>
+    <w:p>
+      <w:r>
+        <w:t>files, so the whole series can be played in ParaView from one file — see §12.4.</w:t>
+      </w:r>
+    </w:p>
+    <w:p>
+      <w:pPr>
+        <w:pStyle w:val="Heading3"/>
+      </w:pPr>
+      <w:r>
+        <w:t>7.1 The Antenna tab in pictures</w:t>
       </w:r>
     </w:p>
     <w:p>
@@ -6174,7 +6374,7 @@
         <w:drawing>
           <wp:inline xmlns:a="http://schemas.openxmlformats.org/drawingml/2006/main" xmlns:pic="http://schemas.openxmlformats.org/drawingml/2006/picture">
             <wp:extent cx="5669280" cy="3631882"/>
-            <wp:docPr id="8" name="Picture 8"/>
+            <wp:docPr id="12" name="Picture 12"/>
             <wp:cNvGraphicFramePr>
               <a:graphicFrameLocks noChangeAspect="1"/>
             </wp:cNvGraphicFramePr>
@@ -6182,11 +6382,11 @@
               <a:graphicData uri="http://schemas.openxmlformats.org/drawingml/2006/picture">
                 <pic:pic>
                   <pic:nvPicPr>
-                    <pic:cNvPr id="0" name="antenna_ar_cut.png"/>
+                    <pic:cNvPr id="0" name="antenna_tab_polar.png"/>
                     <pic:cNvPicPr/>
                   </pic:nvPicPr>
                   <pic:blipFill>
-                    <a:blip r:embed="rId16"/>
+                    <a:blip r:embed="rId20"/>
                     <a:stretch>
                       <a:fillRect/>
                     </a:stretch>
@@ -6210,10 +6410,10 @@
         <w:rPr>
           <w:b/>
         </w:rPr>
-        <w:t>Plot type "Axial Ratio (theta cut)".</w:t>
-      </w:r>
-      <w:r>
-        <w:t xml:space="preserve"> AR against θ at a selectable azimuth ("AR φ" selector in the plot toolbar, 0…315°). The green band is AR ≤ 3 dB; the dotted line and its label give the widest angle from boresight that still meets it. Example: GPS L1 patch at 1.57542 GHz — 1.70 dB at θ = 0°, ≤ 3 dB out to θ = 62°. The linearly polarised 2.45 GHz example stays above 10 dB everywhere, so there the cut is only a check.</w:t>
+        <w:t>Antenna tab, H-plane.</w:t>
+      </w:r>
+      <w:r>
+        <w:t xml:space="preserve"> On the left the discovered NF2FF results and the details block (Dmax, Gmax, η, Prad, grid), on the right the polar cut with its dBi rings. Right-clicking the plot opens the analysis menu (HPBW, front-to-back ratio, markers, pop-out). Example: the 2.45 GHz patch from section 2.2.</w:t>
       </w:r>
     </w:p>
     <w:p>
@@ -6224,7 +6424,7 @@
         <w:drawing>
           <wp:inline xmlns:a="http://schemas.openxmlformats.org/drawingml/2006/main" xmlns:pic="http://schemas.openxmlformats.org/drawingml/2006/picture">
             <wp:extent cx="5669280" cy="3631882"/>
-            <wp:docPr id="9" name="Picture 9"/>
+            <wp:docPr id="13" name="Picture 13"/>
             <wp:cNvGraphicFramePr>
               <a:graphicFrameLocks noChangeAspect="1"/>
             </wp:cNvGraphicFramePr>
@@ -6232,11 +6432,11 @@
               <a:graphicData uri="http://schemas.openxmlformats.org/drawingml/2006/picture">
                 <pic:pic>
                   <pic:nvPicPr>
-                    <pic:cNvPr id="0" name="antenna_3d_pattern.png"/>
+                    <pic:cNvPr id="0" name="antenna_ar_cut.png"/>
                     <pic:cNvPicPr/>
                   </pic:nvPicPr>
                   <pic:blipFill>
-                    <a:blip r:embed="rId17"/>
+                    <a:blip r:embed="rId21"/>
                     <a:stretch>
                       <a:fillRect/>
                     </a:stretch>
@@ -6260,10 +6460,10 @@
         <w:rPr>
           <w:b/>
         </w:rPr>
-        <w:t>3D pattern.</w:t>
-      </w:r>
-      <w:r>
-        <w:t xml:space="preserve"> The three spatial directions are labelled x/y/z. The radius is normalised to the dBi window ("dBi min" slider in the toolbar); the colour bar carries the absolute values.</w:t>
+        <w:t>Plot type "Axial Ratio (theta cut)".</w:t>
+      </w:r>
+      <w:r>
+        <w:t xml:space="preserve"> AR against θ at a selectable azimuth ("AR φ" selector in the plot toolbar, 0…315°). The green band is AR ≤ 3 dB; the dotted line and its label give the widest angle from boresight that still meets it. Example: GPS L1 patch at 1.57542 GHz — 1.70 dB at θ = 0°, ≤ 3 dB out to θ = 62°. The linearly polarised 2.45 GHz example stays above 10 dB everywhere, so there the cut is only a check.</w:t>
       </w:r>
     </w:p>
     <w:p>
@@ -6273,8 +6473,58 @@
       <w:r>
         <w:drawing>
           <wp:inline xmlns:a="http://schemas.openxmlformats.org/drawingml/2006/main" xmlns:pic="http://schemas.openxmlformats.org/drawingml/2006/picture">
+            <wp:extent cx="5669280" cy="3631882"/>
+            <wp:docPr id="14" name="Picture 14"/>
+            <wp:cNvGraphicFramePr>
+              <a:graphicFrameLocks noChangeAspect="1"/>
+            </wp:cNvGraphicFramePr>
+            <a:graphic>
+              <a:graphicData uri="http://schemas.openxmlformats.org/drawingml/2006/picture">
+                <pic:pic>
+                  <pic:nvPicPr>
+                    <pic:cNvPr id="0" name="antenna_3d_pattern.png"/>
+                    <pic:cNvPicPr/>
+                  </pic:nvPicPr>
+                  <pic:blipFill>
+                    <a:blip r:embed="rId22"/>
+                    <a:stretch>
+                      <a:fillRect/>
+                    </a:stretch>
+                  </pic:blipFill>
+                  <pic:spPr>
+                    <a:xfrm>
+                      <a:off x="0" y="0"/>
+                      <a:ext cx="5669280" cy="3631882"/>
+                    </a:xfrm>
+                    <a:prstGeom prst="rect"/>
+                  </pic:spPr>
+                </pic:pic>
+              </a:graphicData>
+            </a:graphic>
+          </wp:inline>
+        </w:drawing>
+      </w:r>
+    </w:p>
+    <w:p>
+      <w:r>
+        <w:rPr>
+          <w:b/>
+        </w:rPr>
+        <w:t>3D pattern.</w:t>
+      </w:r>
+      <w:r>
+        <w:t xml:space="preserve"> The three spatial directions are labelled x/y/z. The radius is normalised to the dBi window ("dBi min" slider in the toolbar); the colour bar carries the absolute values.</w:t>
+      </w:r>
+    </w:p>
+    <w:p>
+      <w:pPr>
+        <w:jc w:val="center"/>
+      </w:pPr>
+      <w:r>
+        <w:drawing>
+          <wp:inline xmlns:a="http://schemas.openxmlformats.org/drawingml/2006/main" xmlns:pic="http://schemas.openxmlformats.org/drawingml/2006/picture">
             <wp:extent cx="5669280" cy="2664562"/>
-            <wp:docPr id="10" name="Picture 10"/>
+            <wp:docPr id="15" name="Picture 15"/>
             <wp:cNvGraphicFramePr>
               <a:graphicFrameLocks noChangeAspect="1"/>
             </wp:cNvGraphicFramePr>
@@ -6286,7 +6536,7 @@
                     <pic:cNvPicPr/>
                   </pic:nvPicPr>
                   <pic:blipFill>
-                    <a:blip r:embed="rId18"/>
+                    <a:blip r:embed="rId23"/>
                     <a:stretch>
                       <a:fillRect/>
                     </a:stretch>
@@ -6332,7 +6582,7 @@
         <w:drawing>
           <wp:inline xmlns:a="http://schemas.openxmlformats.org/drawingml/2006/main" xmlns:pic="http://schemas.openxmlformats.org/drawingml/2006/picture">
             <wp:extent cx="5669280" cy="4724400"/>
-            <wp:docPr id="11" name="Picture 11"/>
+            <wp:docPr id="16" name="Picture 16"/>
             <wp:cNvGraphicFramePr>
               <a:graphicFrameLocks noChangeAspect="1"/>
             </wp:cNvGraphicFramePr>
@@ -6344,7 +6594,7 @@
                     <pic:cNvPicPr/>
                   </pic:nvPicPr>
                   <pic:blipFill>
-                    <a:blip r:embed="rId19"/>
+                    <a:blip r:embed="rId24"/>
                     <a:stretch>
                       <a:fillRect/>
                     </a:stretch>

--- a/docs/ANLEITUNG_EN.docx
+++ b/docs/ANLEITUNG_EN.docx
@@ -462,6 +462,56 @@
       </w:r>
     </w:p>
     <w:p>
+      <w:pPr>
+        <w:jc w:val="center"/>
+      </w:pPr>
+      <w:r>
+        <w:drawing>
+          <wp:inline xmlns:a="http://schemas.openxmlformats.org/drawingml/2006/main" xmlns:pic="http://schemas.openxmlformats.org/drawingml/2006/picture">
+            <wp:extent cx="5669280" cy="3631882"/>
+            <wp:docPr id="1" name="Picture 1"/>
+            <wp:cNvGraphicFramePr>
+              <a:graphicFrameLocks noChangeAspect="1"/>
+            </wp:cNvGraphicFramePr>
+            <a:graphic>
+              <a:graphicData uri="http://schemas.openxmlformats.org/drawingml/2006/picture">
+                <pic:pic>
+                  <pic:nvPicPr>
+                    <pic:cNvPr id="0" name="geometry_section.png"/>
+                    <pic:cNvPicPr/>
+                  </pic:nvPicPr>
+                  <pic:blipFill>
+                    <a:blip r:embed="rId9"/>
+                    <a:stretch>
+                      <a:fillRect/>
+                    </a:stretch>
+                  </pic:blipFill>
+                  <pic:spPr>
+                    <a:xfrm>
+                      <a:off x="0" y="0"/>
+                      <a:ext cx="5669280" cy="3631882"/>
+                    </a:xfrm>
+                    <a:prstGeom prst="rect"/>
+                  </pic:spPr>
+                </pic:pic>
+              </a:graphicData>
+            </a:graphic>
+          </wp:inline>
+        </w:drawing>
+      </w:r>
+    </w:p>
+    <w:p>
+      <w:r>
+        <w:rPr>
+          <w:b/>
+        </w:rPr>
+        <w:t>Cross-section of the target geometry.</w:t>
+      </w:r>
+      <w:r>
+        <w:t xml:space="preserve"> This is what the sketch has to look like: patch on 1.6 mm FR4 above the continuous ground, the port as a red line in the middle. The grid shown is already refined onto the thin layer — that is the mesh viewer, not FreeCAD.</w:t>
+      </w:r>
+    </w:p>
+    <w:p>
       <w:r>
         <w:t xml:space="preserve">Orientation: </w:t>
       </w:r>
@@ -951,7 +1001,7 @@
         <w:drawing>
           <wp:inline xmlns:a="http://schemas.openxmlformats.org/drawingml/2006/main" xmlns:pic="http://schemas.openxmlformats.org/drawingml/2006/picture">
             <wp:extent cx="5669280" cy="3046468"/>
-            <wp:docPr id="1" name="Picture 1"/>
+            <wp:docPr id="2" name="Picture 2"/>
             <wp:cNvGraphicFramePr>
               <a:graphicFrameLocks noChangeAspect="1"/>
             </wp:cNvGraphicFramePr>
@@ -963,7 +1013,7 @@
                     <pic:cNvPicPr/>
                   </pic:nvPicPr>
                   <pic:blipFill>
-                    <a:blip r:embed="rId9"/>
+                    <a:blip r:embed="rId10"/>
                     <a:stretch>
                       <a:fillRect/>
                     </a:stretch>
@@ -1701,7 +1751,7 @@
         <w:drawing>
           <wp:inline xmlns:a="http://schemas.openxmlformats.org/drawingml/2006/main" xmlns:pic="http://schemas.openxmlformats.org/drawingml/2006/picture">
             <wp:extent cx="5669280" cy="4164740"/>
-            <wp:docPr id="2" name="Picture 2"/>
+            <wp:docPr id="3" name="Picture 3"/>
             <wp:cNvGraphicFramePr>
               <a:graphicFrameLocks noChangeAspect="1"/>
             </wp:cNvGraphicFramePr>
@@ -1713,7 +1763,7 @@
                     <pic:cNvPicPr/>
                   </pic:nvPicPr>
                   <pic:blipFill>
-                    <a:blip r:embed="rId10"/>
+                    <a:blip r:embed="rId11"/>
                     <a:stretch>
                       <a:fillRect/>
                     </a:stretch>
@@ -1936,7 +1986,7 @@
         <w:drawing>
           <wp:inline xmlns:a="http://schemas.openxmlformats.org/drawingml/2006/main" xmlns:pic="http://schemas.openxmlformats.org/drawingml/2006/picture">
             <wp:extent cx="5669280" cy="3046468"/>
-            <wp:docPr id="3" name="Picture 3"/>
+            <wp:docPr id="4" name="Picture 4"/>
             <wp:cNvGraphicFramePr>
               <a:graphicFrameLocks noChangeAspect="1"/>
             </wp:cNvGraphicFramePr>
@@ -1948,7 +1998,7 @@
                     <pic:cNvPicPr/>
                   </pic:nvPicPr>
                   <pic:blipFill>
-                    <a:blip r:embed="rId11"/>
+                    <a:blip r:embed="rId12"/>
                     <a:stretch>
                       <a:fillRect/>
                     </a:stretch>
@@ -3294,7 +3344,7 @@
         <w:drawing>
           <wp:inline xmlns:a="http://schemas.openxmlformats.org/drawingml/2006/main" xmlns:pic="http://schemas.openxmlformats.org/drawingml/2006/picture">
             <wp:extent cx="5669280" cy="5039360"/>
-            <wp:docPr id="4" name="Picture 4"/>
+            <wp:docPr id="5" name="Picture 5"/>
             <wp:cNvGraphicFramePr>
               <a:graphicFrameLocks noChangeAspect="1"/>
             </wp:cNvGraphicFramePr>
@@ -3306,7 +3356,7 @@
                     <pic:cNvPicPr/>
                   </pic:nvPicPr>
                   <pic:blipFill>
-                    <a:blip r:embed="rId12"/>
+                    <a:blip r:embed="rId13"/>
                     <a:stretch>
                       <a:fillRect/>
                     </a:stretch>
@@ -3814,7 +3864,7 @@
         <w:drawing>
           <wp:inline xmlns:a="http://schemas.openxmlformats.org/drawingml/2006/main" xmlns:pic="http://schemas.openxmlformats.org/drawingml/2006/picture">
             <wp:extent cx="5669280" cy="6105378"/>
-            <wp:docPr id="5" name="Picture 5"/>
+            <wp:docPr id="6" name="Picture 6"/>
             <wp:cNvGraphicFramePr>
               <a:graphicFrameLocks noChangeAspect="1"/>
             </wp:cNvGraphicFramePr>
@@ -3826,7 +3876,7 @@
                     <pic:cNvPicPr/>
                   </pic:nvPicPr>
                   <pic:blipFill>
-                    <a:blip r:embed="rId13"/>
+                    <a:blip r:embed="rId14"/>
                     <a:stretch>
                       <a:fillRect/>
                     </a:stretch>
@@ -4493,7 +4543,7 @@
         <w:drawing>
           <wp:inline xmlns:a="http://schemas.openxmlformats.org/drawingml/2006/main" xmlns:pic="http://schemas.openxmlformats.org/drawingml/2006/picture">
             <wp:extent cx="5669280" cy="4668819"/>
-            <wp:docPr id="6" name="Picture 6"/>
+            <wp:docPr id="7" name="Picture 7"/>
             <wp:cNvGraphicFramePr>
               <a:graphicFrameLocks noChangeAspect="1"/>
             </wp:cNvGraphicFramePr>
@@ -4505,7 +4555,7 @@
                     <pic:cNvPicPr/>
                   </pic:nvPicPr>
                   <pic:blipFill>
-                    <a:blip r:embed="rId14"/>
+                    <a:blip r:embed="rId15"/>
                     <a:stretch>
                       <a:fillRect/>
                     </a:stretch>
@@ -4665,7 +4715,7 @@
         <w:drawing>
           <wp:inline xmlns:a="http://schemas.openxmlformats.org/drawingml/2006/main" xmlns:pic="http://schemas.openxmlformats.org/drawingml/2006/picture">
             <wp:extent cx="5669280" cy="7698285"/>
-            <wp:docPr id="7" name="Picture 7"/>
+            <wp:docPr id="8" name="Picture 8"/>
             <wp:cNvGraphicFramePr>
               <a:graphicFrameLocks noChangeAspect="1"/>
             </wp:cNvGraphicFramePr>
@@ -4677,7 +4727,7 @@
                     <pic:cNvPicPr/>
                   </pic:nvPicPr>
                   <pic:blipFill>
-                    <a:blip r:embed="rId15"/>
+                    <a:blip r:embed="rId16"/>
                     <a:stretch>
                       <a:fillRect/>
                     </a:stretch>
@@ -4867,7 +4917,7 @@
         <w:drawing>
           <wp:inline xmlns:a="http://schemas.openxmlformats.org/drawingml/2006/main" xmlns:pic="http://schemas.openxmlformats.org/drawingml/2006/picture">
             <wp:extent cx="5669280" cy="5354320"/>
-            <wp:docPr id="8" name="Picture 8"/>
+            <wp:docPr id="9" name="Picture 9"/>
             <wp:cNvGraphicFramePr>
               <a:graphicFrameLocks noChangeAspect="1"/>
             </wp:cNvGraphicFramePr>
@@ -4879,7 +4929,7 @@
                     <pic:cNvPicPr/>
                   </pic:nvPicPr>
                   <pic:blipFill>
-                    <a:blip r:embed="rId16"/>
+                    <a:blip r:embed="rId17"/>
                     <a:stretch>
                       <a:fillRect/>
                     </a:stretch>
@@ -5105,6 +5155,56 @@
       </w:pPr>
       <w:r>
         <w:t>5.6 Domain size (black frame in the mesh viewer)</w:t>
+      </w:r>
+    </w:p>
+    <w:p>
+      <w:pPr>
+        <w:jc w:val="center"/>
+      </w:pPr>
+      <w:r>
+        <w:drawing>
+          <wp:inline xmlns:a="http://schemas.openxmlformats.org/drawingml/2006/main" xmlns:pic="http://schemas.openxmlformats.org/drawingml/2006/picture">
+            <wp:extent cx="5669280" cy="3631882"/>
+            <wp:docPr id="10" name="Picture 10"/>
+            <wp:cNvGraphicFramePr>
+              <a:graphicFrameLocks noChangeAspect="1"/>
+            </wp:cNvGraphicFramePr>
+            <a:graphic>
+              <a:graphicData uri="http://schemas.openxmlformats.org/drawingml/2006/picture">
+                <pic:pic>
+                  <pic:nvPicPr>
+                    <pic:cNvPr id="0" name="mesh_viewer_overview.png"/>
+                    <pic:cNvPicPr/>
+                  </pic:nvPicPr>
+                  <pic:blipFill>
+                    <a:blip r:embed="rId18"/>
+                    <a:stretch>
+                      <a:fillRect/>
+                    </a:stretch>
+                  </pic:blipFill>
+                  <pic:spPr>
+                    <a:xfrm>
+                      <a:off x="0" y="0"/>
+                      <a:ext cx="5669280" cy="3631882"/>
+                    </a:xfrm>
+                    <a:prstGeom prst="rect"/>
+                  </pic:spPr>
+                </pic:pic>
+              </a:graphicData>
+            </a:graphic>
+          </wp:inline>
+        </w:drawing>
+      </w:r>
+    </w:p>
+    <w:p>
+      <w:r>
+        <w:rPr>
+          <w:b/>
+        </w:rPr>
+        <w:t>Domain and boxes.</w:t>
+      </w:r>
+      <w:r>
+        <w:t xml:space="preserve"> The overview shows all three projections: black dashed the FDTD domain, violet dashed the NF2FF box, plus the cell count per axis and the domain size. The black frame in the mesh viewer is exactly this domain.</w:t>
       </w:r>
     </w:p>
     <w:p>
@@ -5619,7 +5719,7 @@
         <w:drawing>
           <wp:inline xmlns:a="http://schemas.openxmlformats.org/drawingml/2006/main" xmlns:pic="http://schemas.openxmlformats.org/drawingml/2006/picture">
             <wp:extent cx="5669280" cy="3968496"/>
-            <wp:docPr id="9" name="Picture 9"/>
+            <wp:docPr id="11" name="Picture 11"/>
             <wp:cNvGraphicFramePr>
               <a:graphicFrameLocks noChangeAspect="1"/>
             </wp:cNvGraphicFramePr>
@@ -5631,7 +5731,7 @@
                     <pic:cNvPicPr/>
                   </pic:nvPicPr>
                   <pic:blipFill>
-                    <a:blip r:embed="rId17"/>
+                    <a:blip r:embed="rId19"/>
                     <a:stretch>
                       <a:fillRect/>
                     </a:stretch>
@@ -5900,7 +6000,7 @@
         <w:drawing>
           <wp:inline xmlns:a="http://schemas.openxmlformats.org/drawingml/2006/main" xmlns:pic="http://schemas.openxmlformats.org/drawingml/2006/picture">
             <wp:extent cx="5669280" cy="3631882"/>
-            <wp:docPr id="10" name="Picture 10"/>
+            <wp:docPr id="12" name="Picture 12"/>
             <wp:cNvGraphicFramePr>
               <a:graphicFrameLocks noChangeAspect="1"/>
             </wp:cNvGraphicFramePr>
@@ -5909,480 +6009,6 @@
                 <pic:pic>
                   <pic:nvPicPr>
                     <pic:cNvPr id="0" name="mesh_viewer.png"/>
-                    <pic:cNvPicPr/>
-                  </pic:nvPicPr>
-                  <pic:blipFill>
-                    <a:blip r:embed="rId18"/>
-                    <a:stretch>
-                      <a:fillRect/>
-                    </a:stretch>
-                  </pic:blipFill>
-                  <pic:spPr>
-                    <a:xfrm>
-                      <a:off x="0" y="0"/>
-                      <a:ext cx="5669280" cy="3631882"/>
-                    </a:xfrm>
-                    <a:prstGeom prst="rect"/>
-                  </pic:spPr>
-                </pic:pic>
-              </a:graphicData>
-            </a:graphic>
-          </wp:inline>
-        </w:drawing>
-      </w:r>
-    </w:p>
-    <w:p>
-      <w:r>
-        <w:rPr>
-          <w:b/>
-        </w:rPr>
-        <w:t>Mesh viewer, XY slice at z = 1.6 mm.</w:t>
-      </w:r>
-      <w:r>
-        <w:t xml:space="preserve"> The grid appears as lines, the geometry as areas: 75 mm board (blue), patch with its two staircase chamfers (orange), port (red), NF2FF box (violet dashed) and the FDTD domain (black dashed). You can see the cells refine over the patch and coarsen towards the maximum allowed cell size. The slider next to "Plane" moves the cut, "Mesh grid" toggles the lines, "Cell sizes" colours the cell sizes, "Overview" shows the 3D view. Right-clicking a marked cell opens the repair actions from section 6.1.</w:t>
-      </w:r>
-    </w:p>
-    <w:p>
-      <w:r>
-        <w:t>────────────────────────────────────────────────────────────</w:t>
-      </w:r>
-    </w:p>
-    <w:p>
-      <w:pPr>
-        <w:pStyle w:val="Heading2"/>
-      </w:pPr>
-      <w:r>
-        <w:t>7. Evaluation</w:t>
-      </w:r>
-    </w:p>
-    <w:p>
-      <w:pPr>
-        <w:jc w:val="center"/>
-      </w:pPr>
-      <w:r>
-        <w:drawing>
-          <wp:inline xmlns:a="http://schemas.openxmlformats.org/drawingml/2006/main" xmlns:pic="http://schemas.openxmlformats.org/drawingml/2006/picture">
-            <wp:extent cx="5669280" cy="3631882"/>
-            <wp:docPr id="11" name="Picture 11"/>
-            <wp:cNvGraphicFramePr>
-              <a:graphicFrameLocks noChangeAspect="1"/>
-            </wp:cNvGraphicFramePr>
-            <a:graphic>
-              <a:graphicData uri="http://schemas.openxmlformats.org/drawingml/2006/picture">
-                <pic:pic>
-                  <pic:nvPicPr>
-                    <pic:cNvPr id="0" name="sparams_viewer.png"/>
-                    <pic:cNvPicPr/>
-                  </pic:nvPicPr>
-                  <pic:blipFill>
-                    <a:blip r:embed="rId19"/>
-                    <a:stretch>
-                      <a:fillRect/>
-                    </a:stretch>
-                  </pic:blipFill>
-                  <pic:spPr>
-                    <a:xfrm>
-                      <a:off x="0" y="0"/>
-                      <a:ext cx="5669280" cy="3631882"/>
-                    </a:xfrm>
-                    <a:prstGeom prst="rect"/>
-                  </pic:spPr>
-                </pic:pic>
-              </a:graphicData>
-            </a:graphic>
-          </wp:inline>
-        </w:drawing>
-      </w:r>
-    </w:p>
-    <w:p>
-      <w:r>
-        <w:rPr>
-          <w:b/>
-        </w:rPr>
-        <w:t>S-parameters.</w:t>
-      </w:r>
-      <w:r>
-        <w:t xml:space="preserve"> Smith chart, |S| dB, phase, VSWR; click markers, "Go to S-min" jumps to the resonance dip, "Pop out" detaches the plot into its own window.</w:t>
-      </w:r>
-    </w:p>
-    <w:p>
-      <w:pPr>
-        <w:pStyle w:val="ListNumber"/>
-      </w:pPr>
-      <w:r>
-        <w:rPr>
-          <w:b/>
-        </w:rPr>
-        <w:t>S-Params Viewer</w:t>
-      </w:r>
-    </w:p>
-    <w:p>
-      <w:pPr>
-        <w:pStyle w:val="ListBullet"/>
-      </w:pPr>
-      <w:r>
-        <w:t>S11 / S21, dB, phase</w:t>
-      </w:r>
-    </w:p>
-    <w:p>
-      <w:pPr>
-        <w:pStyle w:val="ListBullet"/>
-      </w:pPr>
-      <w:r>
-        <w:t>Marker: frequency, S, Γ, Z/Y, VSWR, RL</w:t>
-      </w:r>
-    </w:p>
-    <w:p>
-      <w:pPr>
-        <w:pStyle w:val="ListBullet"/>
-      </w:pPr>
-      <w:r>
-        <w:t>Smith chart: Z and Y markers</w:t>
-      </w:r>
-    </w:p>
-    <w:p>
-      <w:pPr>
-        <w:pStyle w:val="ListNumber"/>
-      </w:pPr>
-      <w:r>
-        <w:rPr>
-          <w:b/>
-        </w:rPr>
-        <w:t>Pop-out S-Graph</w:t>
-      </w:r>
-      <w:r>
-        <w:t xml:space="preserve"> — plot in a separate window</w:t>
-      </w:r>
-    </w:p>
-    <w:p>
-      <w:pPr>
-        <w:pStyle w:val="ListNumber"/>
-      </w:pPr>
-      <w:r>
-        <w:rPr>
-          <w:b/>
-        </w:rPr>
-        <w:t>Antenna</w:t>
-      </w:r>
-      <w:r>
-        <w:t xml:space="preserve"> tab / </w:t>
-      </w:r>
-      <w:r>
-        <w:rPr>
-          <w:b/>
-        </w:rPr>
-        <w:t>Simulation → Antenna Pattern Viewer</w:t>
-      </w:r>
-      <w:r>
-        <w:t xml:space="preserve"> — NF2FF far field:</w:t>
-      </w:r>
-    </w:p>
-    <w:p>
-      <w:r>
-        <w:t>3D polar gain plot, 2D polar cuts (E/H plane), directivity/gain/η vs</w:t>
-      </w:r>
-    </w:p>
-    <w:p>
-      <w:r>
-        <w:t xml:space="preserve">frequency; </w:t>
-      </w:r>
-      <w:r>
-        <w:rPr>
-          <w:b/>
-        </w:rPr>
-        <w:t>Pop-out Antenna Graph</w:t>
-      </w:r>
-      <w:r>
-        <w:t xml:space="preserve"> = separate window; field dumps remain</w:t>
-      </w:r>
-    </w:p>
-    <w:p>
-      <w:r>
-        <w:t xml:space="preserve">under </w:t>
-      </w:r>
-      <w:r>
-        <w:rPr>
-          <w:rFonts w:ascii="Consolas" w:hAnsi="Consolas"/>
-          <w:sz w:val="18"/>
-        </w:rPr>
-        <w:t>work/&lt;project&gt;/fields/</w:t>
-      </w:r>
-      <w:r>
-        <w:t xml:space="preserve"> (S-parameters in</w:t>
-      </w:r>
-    </w:p>
-    <w:p>
-      <w:r>
-        <w:rPr>
-          <w:rFonts w:ascii="Consolas" w:hAnsi="Consolas"/>
-          <w:sz w:val="18"/>
-        </w:rPr>
-        <w:t>work/&lt;project&gt;/sparams/</w:t>
-      </w:r>
-      <w:r>
-        <w:t xml:space="preserve">, NF2FF in </w:t>
-      </w:r>
-      <w:r>
-        <w:rPr>
-          <w:rFonts w:ascii="Consolas" w:hAnsi="Consolas"/>
-          <w:sz w:val="18"/>
-        </w:rPr>
-        <w:t>work/&lt;project&gt;/nf2ff/</w:t>
-      </w:r>
-      <w:r>
-        <w:t>).</w:t>
-      </w:r>
-    </w:p>
-    <w:p>
-      <w:r>
-        <w:rPr>
-          <w:b/>
-        </w:rPr>
-        <w:t>Polarization…</w:t>
-      </w:r>
-      <w:r>
-        <w:t xml:space="preserve"> (button in the Antenna tab) shows quantities derived from</w:t>
-      </w:r>
-    </w:p>
-    <w:p>
-      <w:r>
-        <w:t xml:space="preserve">the same NF2FF result — no new run: </w:t>
-      </w:r>
-      <w:r>
-        <w:rPr>
-          <w:b/>
-        </w:rPr>
-        <w:t>axial ratio</w:t>
-      </w:r>
-      <w:r>
-        <w:t xml:space="preserve"> (dB, RHCP/LHCP sense,</w:t>
-      </w:r>
-    </w:p>
-    <w:p>
-      <w:r>
-        <w:t xml:space="preserve">tilt; linear → "linear") and </w:t>
-      </w:r>
-      <w:r>
-        <w:rPr>
-          <w:b/>
-        </w:rPr>
-        <w:t>phase center</w:t>
-      </w:r>
-      <w:r>
-        <w:t xml:space="preserve"> (Δx/Δy/Δz in mm plus the RMS</w:t>
-      </w:r>
-    </w:p>
-    <w:p>
-      <w:r>
-        <w:t>of the phase fit) relative to the NF2FF box centre. The phase center is an</w:t>
-      </w:r>
-    </w:p>
-    <w:p>
-      <w:r>
-        <w:t>estimate for a well-defined main beam; a fit that does not qualify shows</w:t>
-      </w:r>
-    </w:p>
-    <w:p>
-      <w:r>
-        <w:t>"—" / "phase not well-defined". Details: F1 → "Polarization &amp; Phase Center".</w:t>
-      </w:r>
-    </w:p>
-    <w:p>
-      <w:pPr>
-        <w:pStyle w:val="ListNumber"/>
-      </w:pPr>
-      <w:r>
-        <w:rPr>
-          <w:b/>
-        </w:rPr>
-        <w:t>2-port (S2P)</w:t>
-      </w:r>
-      <w:r>
-        <w:t xml:space="preserve"> — one FDTD run measures </w:t>
-      </w:r>
-      <w:r>
-        <w:rPr>
-          <w:b/>
-        </w:rPr>
-        <w:t>one</w:t>
-      </w:r>
-      <w:r>
-        <w:t xml:space="preserve"> column of the S-matrix (for 2 ports:</w:t>
-      </w:r>
-    </w:p>
-    <w:p>
-      <w:r>
-        <w:t>S11 + S21). Further columns need further runs with the other excited port</w:t>
-      </w:r>
-    </w:p>
-    <w:p>
-      <w:r>
-        <w:t>(</w:t>
-      </w:r>
-      <w:r>
-        <w:rPr>
-          <w:rFonts w:ascii="Consolas" w:hAnsi="Consolas"/>
-          <w:sz w:val="18"/>
-        </w:rPr>
-        <w:t>excite_port</w:t>
-      </w:r>
-      <w:r>
-        <w:t xml:space="preserve"> switched); the JSON results are merged afterwards —</w:t>
-      </w:r>
-    </w:p>
-    <w:p>
-      <w:r>
-        <w:t xml:space="preserve">example: </w:t>
-      </w:r>
-      <w:r>
-        <w:rPr>
-          <w:rFonts w:ascii="Consolas" w:hAnsi="Consolas"/>
-          <w:sz w:val="18"/>
-        </w:rPr>
-        <w:t>examples\run_pcb_filter_example.py</w:t>
-      </w:r>
-      <w:r>
-        <w:t>.</w:t>
-      </w:r>
-    </w:p>
-    <w:p>
-      <w:r>
-        <w:t xml:space="preserve">Unmeasured entries stay empty (NaN) in </w:t>
-      </w:r>
-      <w:r>
-        <w:rPr>
-          <w:rFonts w:ascii="Consolas" w:hAnsi="Consolas"/>
-          <w:sz w:val="18"/>
-        </w:rPr>
-        <w:t>sparams.json</w:t>
-      </w:r>
-      <w:r>
-        <w:t>; the Touchstone file</w:t>
-      </w:r>
-    </w:p>
-    <w:p>
-      <w:r>
-        <w:t>(</w:t>
-      </w:r>
-      <w:r>
-        <w:rPr>
-          <w:rFonts w:ascii="Consolas" w:hAnsi="Consolas"/>
-          <w:sz w:val="18"/>
-        </w:rPr>
-        <w:t>.s2p</w:t>
-      </w:r>
-      <w:r>
-        <w:t>) is only written once the matrix is complete.</w:t>
-      </w:r>
-    </w:p>
-    <w:p>
-      <w:pPr>
-        <w:pStyle w:val="ListNumber"/>
-      </w:pPr>
-      <w:r>
-        <w:rPr>
-          <w:b/>
-        </w:rPr>
-        <w:t>Field Viewer</w:t>
-      </w:r>
-      <w:r>
-        <w:t xml:space="preserve"> — 3D view of the field dumps (F1 for the in-app help). The</w:t>
-      </w:r>
-    </w:p>
-    <w:p>
-      <w:r>
-        <w:t xml:space="preserve">vector arrows ("Vectors") </w:t>
-      </w:r>
-      <w:r>
-        <w:rPr>
-          <w:b/>
-        </w:rPr>
-        <w:t>replace</w:t>
-      </w:r>
-      <w:r>
-        <w:t xml:space="preserve"> the coloured field representation</w:t>
-      </w:r>
-    </w:p>
-    <w:p>
-      <w:r>
-        <w:t>(ParaView style), so no opaque slice/surface covers the arrows that point</w:t>
-      </w:r>
-    </w:p>
-    <w:p>
-      <w:r>
-        <w:t>into it; tick "field underneath" to get the overlay back. While stepping</w:t>
-      </w:r>
-    </w:p>
-    <w:p>
-      <w:r>
-        <w:t>through a series by hand, the step label reports how many arrows flipped</w:t>
-      </w:r>
-    </w:p>
-    <w:p>
-      <w:r>
-        <w:t>compared to the previous step — that makes it obvious whether the arrows</w:t>
-      </w:r>
-    </w:p>
-    <w:p>
-      <w:r>
-        <w:t>really follow the field. With "same length" switched off the arrow length</w:t>
-      </w:r>
-    </w:p>
-    <w:p>
-      <w:r>
-        <w:t>shows the amplitude; the reference is measured once over the whole series,</w:t>
-      </w:r>
-    </w:p>
-    <w:p>
-      <w:r>
-        <w:t>so the lengths are comparable from frame to frame.</w:t>
-      </w:r>
-    </w:p>
-    <w:p>
-      <w:r>
-        <w:t>The export writes a ParaView collection (</w:t>
-      </w:r>
-      <w:r>
-        <w:rPr>
-          <w:rFonts w:ascii="Consolas" w:hAnsi="Consolas"/>
-          <w:sz w:val="18"/>
-        </w:rPr>
-        <w:t>&lt;dump&gt;.pvd</w:t>
-      </w:r>
-      <w:r>
-        <w:t>) next to the per-step</w:t>
-      </w:r>
-    </w:p>
-    <w:p>
-      <w:r>
-        <w:t>files, so the whole series can be played in ParaView from one file — see §12.4.</w:t>
-      </w:r>
-    </w:p>
-    <w:p>
-      <w:pPr>
-        <w:pStyle w:val="Heading3"/>
-      </w:pPr>
-      <w:r>
-        <w:t>7.1 The Antenna tab in pictures</w:t>
-      </w:r>
-    </w:p>
-    <w:p>
-      <w:pPr>
-        <w:jc w:val="center"/>
-      </w:pPr>
-      <w:r>
-        <w:drawing>
-          <wp:inline xmlns:a="http://schemas.openxmlformats.org/drawingml/2006/main" xmlns:pic="http://schemas.openxmlformats.org/drawingml/2006/picture">
-            <wp:extent cx="5669280" cy="3631882"/>
-            <wp:docPr id="12" name="Picture 12"/>
-            <wp:cNvGraphicFramePr>
-              <a:graphicFrameLocks noChangeAspect="1"/>
-            </wp:cNvGraphicFramePr>
-            <a:graphic>
-              <a:graphicData uri="http://schemas.openxmlformats.org/drawingml/2006/picture">
-                <pic:pic>
-                  <pic:nvPicPr>
-                    <pic:cNvPr id="0" name="antenna_tab_polar.png"/>
                     <pic:cNvPicPr/>
                   </pic:nvPicPr>
                   <pic:blipFill>
@@ -6410,10 +6036,23 @@
         <w:rPr>
           <w:b/>
         </w:rPr>
-        <w:t>Antenna tab, H-plane.</w:t>
-      </w:r>
-      <w:r>
-        <w:t xml:space="preserve"> On the left the discovered NF2FF results and the details block (Dmax, Gmax, η, Prad, grid), on the right the polar cut with its dBi rings. Right-clicking the plot opens the analysis menu (HPBW, front-to-back ratio, markers, pop-out). Example: the 2.45 GHz patch from section 2.2.</w:t>
+        <w:t>Mesh viewer, XY slice at z = 1.6 mm.</w:t>
+      </w:r>
+      <w:r>
+        <w:t xml:space="preserve"> The grid appears as lines, the geometry as areas: 75 mm board (blue), patch with its two staircase chamfers (orange), port (red), NF2FF box (violet dashed) and the FDTD domain (black dashed). You can see the cells refine over the patch and coarsen towards the maximum allowed cell size. The slider next to "Plane" moves the cut, "Mesh grid" toggles the lines, "Cell sizes" colours the cell sizes, "Overview" shows the 3D view. Right-clicking a marked cell opens the repair actions from section 6.1.</w:t>
+      </w:r>
+    </w:p>
+    <w:p>
+      <w:r>
+        <w:t>────────────────────────────────────────────────────────────</w:t>
+      </w:r>
+    </w:p>
+    <w:p>
+      <w:pPr>
+        <w:pStyle w:val="Heading2"/>
+      </w:pPr>
+      <w:r>
+        <w:t>7. Evaluation</w:t>
       </w:r>
     </w:p>
     <w:p>
@@ -6432,7 +6071,7 @@
               <a:graphicData uri="http://schemas.openxmlformats.org/drawingml/2006/picture">
                 <pic:pic>
                   <pic:nvPicPr>
-                    <pic:cNvPr id="0" name="antenna_ar_cut.png"/>
+                    <pic:cNvPr id="0" name="sparams_viewer.png"/>
                     <pic:cNvPicPr/>
                   </pic:nvPicPr>
                   <pic:blipFill>
@@ -6460,10 +6099,371 @@
         <w:rPr>
           <w:b/>
         </w:rPr>
-        <w:t>Plot type "Axial Ratio (theta cut)".</w:t>
-      </w:r>
-      <w:r>
-        <w:t xml:space="preserve"> AR against θ at a selectable azimuth ("AR φ" selector in the plot toolbar, 0…315°). The green band is AR ≤ 3 dB; the dotted line and its label give the widest angle from boresight that still meets it. Example: GPS L1 patch at 1.57542 GHz — 1.70 dB at θ = 0°, ≤ 3 dB out to θ = 62°. The linearly polarised 2.45 GHz example stays above 10 dB everywhere, so there the cut is only a check.</w:t>
+        <w:t>S-parameters.</w:t>
+      </w:r>
+      <w:r>
+        <w:t xml:space="preserve"> Smith chart, |S| dB, phase, VSWR; click markers, "Go to S-min" jumps to the resonance dip, "Pop out" detaches the plot into its own window.</w:t>
+      </w:r>
+    </w:p>
+    <w:p>
+      <w:pPr>
+        <w:pStyle w:val="ListNumber"/>
+      </w:pPr>
+      <w:r>
+        <w:rPr>
+          <w:b/>
+        </w:rPr>
+        <w:t>S-Params Viewer</w:t>
+      </w:r>
+    </w:p>
+    <w:p>
+      <w:pPr>
+        <w:pStyle w:val="ListBullet"/>
+      </w:pPr>
+      <w:r>
+        <w:t>S11 / S21, dB, phase</w:t>
+      </w:r>
+    </w:p>
+    <w:p>
+      <w:pPr>
+        <w:pStyle w:val="ListBullet"/>
+      </w:pPr>
+      <w:r>
+        <w:t>Marker: frequency, S, Γ, Z/Y, VSWR, RL</w:t>
+      </w:r>
+    </w:p>
+    <w:p>
+      <w:pPr>
+        <w:pStyle w:val="ListBullet"/>
+      </w:pPr>
+      <w:r>
+        <w:t>Smith chart: Z and Y markers</w:t>
+      </w:r>
+    </w:p>
+    <w:p>
+      <w:pPr>
+        <w:pStyle w:val="ListNumber"/>
+      </w:pPr>
+      <w:r>
+        <w:rPr>
+          <w:b/>
+        </w:rPr>
+        <w:t>Pop-out S-Graph</w:t>
+      </w:r>
+      <w:r>
+        <w:t xml:space="preserve"> — plot in a separate window</w:t>
+      </w:r>
+    </w:p>
+    <w:p>
+      <w:pPr>
+        <w:pStyle w:val="ListNumber"/>
+      </w:pPr>
+      <w:r>
+        <w:rPr>
+          <w:b/>
+        </w:rPr>
+        <w:t>Antenna</w:t>
+      </w:r>
+      <w:r>
+        <w:t xml:space="preserve"> tab / </w:t>
+      </w:r>
+      <w:r>
+        <w:rPr>
+          <w:b/>
+        </w:rPr>
+        <w:t>Simulation → Antenna Pattern Viewer</w:t>
+      </w:r>
+      <w:r>
+        <w:t xml:space="preserve"> — NF2FF far field:</w:t>
+      </w:r>
+    </w:p>
+    <w:p>
+      <w:r>
+        <w:t>3D polar gain plot, 2D polar cuts (E/H plane), directivity/gain/η vs</w:t>
+      </w:r>
+    </w:p>
+    <w:p>
+      <w:r>
+        <w:t xml:space="preserve">frequency; </w:t>
+      </w:r>
+      <w:r>
+        <w:rPr>
+          <w:b/>
+        </w:rPr>
+        <w:t>Pop-out Antenna Graph</w:t>
+      </w:r>
+      <w:r>
+        <w:t xml:space="preserve"> = separate window; field dumps remain</w:t>
+      </w:r>
+    </w:p>
+    <w:p>
+      <w:r>
+        <w:t xml:space="preserve">under </w:t>
+      </w:r>
+      <w:r>
+        <w:rPr>
+          <w:rFonts w:ascii="Consolas" w:hAnsi="Consolas"/>
+          <w:sz w:val="18"/>
+        </w:rPr>
+        <w:t>work/&lt;project&gt;/fields/</w:t>
+      </w:r>
+      <w:r>
+        <w:t xml:space="preserve"> (S-parameters in</w:t>
+      </w:r>
+    </w:p>
+    <w:p>
+      <w:r>
+        <w:rPr>
+          <w:rFonts w:ascii="Consolas" w:hAnsi="Consolas"/>
+          <w:sz w:val="18"/>
+        </w:rPr>
+        <w:t>work/&lt;project&gt;/sparams/</w:t>
+      </w:r>
+      <w:r>
+        <w:t xml:space="preserve">, NF2FF in </w:t>
+      </w:r>
+      <w:r>
+        <w:rPr>
+          <w:rFonts w:ascii="Consolas" w:hAnsi="Consolas"/>
+          <w:sz w:val="18"/>
+        </w:rPr>
+        <w:t>work/&lt;project&gt;/nf2ff/</w:t>
+      </w:r>
+      <w:r>
+        <w:t>).</w:t>
+      </w:r>
+    </w:p>
+    <w:p>
+      <w:r>
+        <w:rPr>
+          <w:b/>
+        </w:rPr>
+        <w:t>Polarization…</w:t>
+      </w:r>
+      <w:r>
+        <w:t xml:space="preserve"> (button in the Antenna tab) shows quantities derived from</w:t>
+      </w:r>
+    </w:p>
+    <w:p>
+      <w:r>
+        <w:t xml:space="preserve">the same NF2FF result — no new run: </w:t>
+      </w:r>
+      <w:r>
+        <w:rPr>
+          <w:b/>
+        </w:rPr>
+        <w:t>axial ratio</w:t>
+      </w:r>
+      <w:r>
+        <w:t xml:space="preserve"> (dB, RHCP/LHCP sense,</w:t>
+      </w:r>
+    </w:p>
+    <w:p>
+      <w:r>
+        <w:t xml:space="preserve">tilt; linear → "linear") and </w:t>
+      </w:r>
+      <w:r>
+        <w:rPr>
+          <w:b/>
+        </w:rPr>
+        <w:t>phase center</w:t>
+      </w:r>
+      <w:r>
+        <w:t xml:space="preserve"> (Δx/Δy/Δz in mm plus the RMS</w:t>
+      </w:r>
+    </w:p>
+    <w:p>
+      <w:r>
+        <w:t>of the phase fit) relative to the NF2FF box centre. The phase center is an</w:t>
+      </w:r>
+    </w:p>
+    <w:p>
+      <w:r>
+        <w:t>estimate for a well-defined main beam; a fit that does not qualify shows</w:t>
+      </w:r>
+    </w:p>
+    <w:p>
+      <w:r>
+        <w:t>"—" / "phase not well-defined". Details: F1 → "Polarization &amp; Phase Center".</w:t>
+      </w:r>
+    </w:p>
+    <w:p>
+      <w:pPr>
+        <w:pStyle w:val="ListNumber"/>
+      </w:pPr>
+      <w:r>
+        <w:rPr>
+          <w:b/>
+        </w:rPr>
+        <w:t>2-port (S2P)</w:t>
+      </w:r>
+      <w:r>
+        <w:t xml:space="preserve"> — one FDTD run measures </w:t>
+      </w:r>
+      <w:r>
+        <w:rPr>
+          <w:b/>
+        </w:rPr>
+        <w:t>one</w:t>
+      </w:r>
+      <w:r>
+        <w:t xml:space="preserve"> column of the S-matrix (for 2 ports:</w:t>
+      </w:r>
+    </w:p>
+    <w:p>
+      <w:r>
+        <w:t>S11 + S21). Further columns need further runs with the other excited port</w:t>
+      </w:r>
+    </w:p>
+    <w:p>
+      <w:r>
+        <w:t>(</w:t>
+      </w:r>
+      <w:r>
+        <w:rPr>
+          <w:rFonts w:ascii="Consolas" w:hAnsi="Consolas"/>
+          <w:sz w:val="18"/>
+        </w:rPr>
+        <w:t>excite_port</w:t>
+      </w:r>
+      <w:r>
+        <w:t xml:space="preserve"> switched); the JSON results are merged afterwards —</w:t>
+      </w:r>
+    </w:p>
+    <w:p>
+      <w:r>
+        <w:t xml:space="preserve">example: </w:t>
+      </w:r>
+      <w:r>
+        <w:rPr>
+          <w:rFonts w:ascii="Consolas" w:hAnsi="Consolas"/>
+          <w:sz w:val="18"/>
+        </w:rPr>
+        <w:t>examples\run_pcb_filter_example.py</w:t>
+      </w:r>
+      <w:r>
+        <w:t>.</w:t>
+      </w:r>
+    </w:p>
+    <w:p>
+      <w:r>
+        <w:t xml:space="preserve">Unmeasured entries stay empty (NaN) in </w:t>
+      </w:r>
+      <w:r>
+        <w:rPr>
+          <w:rFonts w:ascii="Consolas" w:hAnsi="Consolas"/>
+          <w:sz w:val="18"/>
+        </w:rPr>
+        <w:t>sparams.json</w:t>
+      </w:r>
+      <w:r>
+        <w:t>; the Touchstone file</w:t>
+      </w:r>
+    </w:p>
+    <w:p>
+      <w:r>
+        <w:t>(</w:t>
+      </w:r>
+      <w:r>
+        <w:rPr>
+          <w:rFonts w:ascii="Consolas" w:hAnsi="Consolas"/>
+          <w:sz w:val="18"/>
+        </w:rPr>
+        <w:t>.s2p</w:t>
+      </w:r>
+      <w:r>
+        <w:t>) is only written once the matrix is complete.</w:t>
+      </w:r>
+    </w:p>
+    <w:p>
+      <w:pPr>
+        <w:pStyle w:val="ListNumber"/>
+      </w:pPr>
+      <w:r>
+        <w:rPr>
+          <w:b/>
+        </w:rPr>
+        <w:t>Field Viewer</w:t>
+      </w:r>
+      <w:r>
+        <w:t xml:space="preserve"> — 3D view of the field dumps (F1 for the in-app help). The</w:t>
+      </w:r>
+    </w:p>
+    <w:p>
+      <w:r>
+        <w:t xml:space="preserve">vector arrows ("Vectors") </w:t>
+      </w:r>
+      <w:r>
+        <w:rPr>
+          <w:b/>
+        </w:rPr>
+        <w:t>replace</w:t>
+      </w:r>
+      <w:r>
+        <w:t xml:space="preserve"> the coloured field representation</w:t>
+      </w:r>
+    </w:p>
+    <w:p>
+      <w:r>
+        <w:t>(ParaView style), so no opaque slice/surface covers the arrows that point</w:t>
+      </w:r>
+    </w:p>
+    <w:p>
+      <w:r>
+        <w:t>into it; tick "field underneath" to get the overlay back. While stepping</w:t>
+      </w:r>
+    </w:p>
+    <w:p>
+      <w:r>
+        <w:t>through a series by hand, the step label reports how many arrows flipped</w:t>
+      </w:r>
+    </w:p>
+    <w:p>
+      <w:r>
+        <w:t>compared to the previous step — that makes it obvious whether the arrows</w:t>
+      </w:r>
+    </w:p>
+    <w:p>
+      <w:r>
+        <w:t>really follow the field. With "same length" switched off the arrow length</w:t>
+      </w:r>
+    </w:p>
+    <w:p>
+      <w:r>
+        <w:t>shows the amplitude; the reference is measured once over the whole series,</w:t>
+      </w:r>
+    </w:p>
+    <w:p>
+      <w:r>
+        <w:t>so the lengths are comparable from frame to frame.</w:t>
+      </w:r>
+    </w:p>
+    <w:p>
+      <w:r>
+        <w:t>The export writes a ParaView collection (</w:t>
+      </w:r>
+      <w:r>
+        <w:rPr>
+          <w:rFonts w:ascii="Consolas" w:hAnsi="Consolas"/>
+          <w:sz w:val="18"/>
+        </w:rPr>
+        <w:t>&lt;dump&gt;.pvd</w:t>
+      </w:r>
+      <w:r>
+        <w:t>) next to the per-step</w:t>
+      </w:r>
+    </w:p>
+    <w:p>
+      <w:r>
+        <w:t>files, so the whole series can be played in ParaView from one file — see §12.4.</w:t>
+      </w:r>
+    </w:p>
+    <w:p>
+      <w:pPr>
+        <w:pStyle w:val="Heading3"/>
+      </w:pPr>
+      <w:r>
+        <w:t>7.1 The Antenna tab in pictures</w:t>
       </w:r>
     </w:p>
     <w:p>
@@ -6482,7 +6482,7 @@
               <a:graphicData uri="http://schemas.openxmlformats.org/drawingml/2006/picture">
                 <pic:pic>
                   <pic:nvPicPr>
-                    <pic:cNvPr id="0" name="antenna_3d_pattern.png"/>
+                    <pic:cNvPr id="0" name="antenna_tab_polar.png"/>
                     <pic:cNvPicPr/>
                   </pic:nvPicPr>
                   <pic:blipFill>
@@ -6510,10 +6510,10 @@
         <w:rPr>
           <w:b/>
         </w:rPr>
-        <w:t>3D pattern.</w:t>
-      </w:r>
-      <w:r>
-        <w:t xml:space="preserve"> The three spatial directions are labelled x/y/z. The radius is normalised to the dBi window ("dBi min" slider in the toolbar); the colour bar carries the absolute values.</w:t>
+        <w:t>Antenna tab, H-plane.</w:t>
+      </w:r>
+      <w:r>
+        <w:t xml:space="preserve"> On the left the discovered NF2FF results and the details block (Dmax, Gmax, η, Prad, grid), on the right the polar cut with its dBi rings. Right-clicking the plot opens the analysis menu (HPBW, front-to-back ratio, markers, pop-out). Example: the 2.45 GHz patch from section 2.2.</w:t>
       </w:r>
     </w:p>
     <w:p>
@@ -6523,8 +6523,108 @@
       <w:r>
         <w:drawing>
           <wp:inline xmlns:a="http://schemas.openxmlformats.org/drawingml/2006/main" xmlns:pic="http://schemas.openxmlformats.org/drawingml/2006/picture">
+            <wp:extent cx="5669280" cy="3631882"/>
+            <wp:docPr id="15" name="Picture 15"/>
+            <wp:cNvGraphicFramePr>
+              <a:graphicFrameLocks noChangeAspect="1"/>
+            </wp:cNvGraphicFramePr>
+            <a:graphic>
+              <a:graphicData uri="http://schemas.openxmlformats.org/drawingml/2006/picture">
+                <pic:pic>
+                  <pic:nvPicPr>
+                    <pic:cNvPr id="0" name="antenna_ar_cut.png"/>
+                    <pic:cNvPicPr/>
+                  </pic:nvPicPr>
+                  <pic:blipFill>
+                    <a:blip r:embed="rId23"/>
+                    <a:stretch>
+                      <a:fillRect/>
+                    </a:stretch>
+                  </pic:blipFill>
+                  <pic:spPr>
+                    <a:xfrm>
+                      <a:off x="0" y="0"/>
+                      <a:ext cx="5669280" cy="3631882"/>
+                    </a:xfrm>
+                    <a:prstGeom prst="rect"/>
+                  </pic:spPr>
+                </pic:pic>
+              </a:graphicData>
+            </a:graphic>
+          </wp:inline>
+        </w:drawing>
+      </w:r>
+    </w:p>
+    <w:p>
+      <w:r>
+        <w:rPr>
+          <w:b/>
+        </w:rPr>
+        <w:t>Plot type "Axial Ratio (theta cut)".</w:t>
+      </w:r>
+      <w:r>
+        <w:t xml:space="preserve"> AR against θ at a selectable azimuth ("AR φ" selector in the plot toolbar, 0…315°). The green band is AR ≤ 3 dB; the dotted line and its label give the widest angle from boresight that still meets it. Example: GPS L1 patch at 1.57542 GHz — 1.70 dB at θ = 0°, ≤ 3 dB out to θ = 62°. The linearly polarised 2.45 GHz example stays above 10 dB everywhere, so there the cut is only a check.</w:t>
+      </w:r>
+    </w:p>
+    <w:p>
+      <w:pPr>
+        <w:jc w:val="center"/>
+      </w:pPr>
+      <w:r>
+        <w:drawing>
+          <wp:inline xmlns:a="http://schemas.openxmlformats.org/drawingml/2006/main" xmlns:pic="http://schemas.openxmlformats.org/drawingml/2006/picture">
+            <wp:extent cx="5669280" cy="3631882"/>
+            <wp:docPr id="16" name="Picture 16"/>
+            <wp:cNvGraphicFramePr>
+              <a:graphicFrameLocks noChangeAspect="1"/>
+            </wp:cNvGraphicFramePr>
+            <a:graphic>
+              <a:graphicData uri="http://schemas.openxmlformats.org/drawingml/2006/picture">
+                <pic:pic>
+                  <pic:nvPicPr>
+                    <pic:cNvPr id="0" name="antenna_3d_pattern.png"/>
+                    <pic:cNvPicPr/>
+                  </pic:nvPicPr>
+                  <pic:blipFill>
+                    <a:blip r:embed="rId24"/>
+                    <a:stretch>
+                      <a:fillRect/>
+                    </a:stretch>
+                  </pic:blipFill>
+                  <pic:spPr>
+                    <a:xfrm>
+                      <a:off x="0" y="0"/>
+                      <a:ext cx="5669280" cy="3631882"/>
+                    </a:xfrm>
+                    <a:prstGeom prst="rect"/>
+                  </pic:spPr>
+                </pic:pic>
+              </a:graphicData>
+            </a:graphic>
+          </wp:inline>
+        </w:drawing>
+      </w:r>
+    </w:p>
+    <w:p>
+      <w:r>
+        <w:rPr>
+          <w:b/>
+        </w:rPr>
+        <w:t>3D pattern.</w:t>
+      </w:r>
+      <w:r>
+        <w:t xml:space="preserve"> The three spatial directions are labelled x/y/z. The radius is normalised to the dBi window ("dBi min" slider in the toolbar); the colour bar carries the absolute values.</w:t>
+      </w:r>
+    </w:p>
+    <w:p>
+      <w:pPr>
+        <w:jc w:val="center"/>
+      </w:pPr>
+      <w:r>
+        <w:drawing>
+          <wp:inline xmlns:a="http://schemas.openxmlformats.org/drawingml/2006/main" xmlns:pic="http://schemas.openxmlformats.org/drawingml/2006/picture">
             <wp:extent cx="5669280" cy="2664562"/>
-            <wp:docPr id="15" name="Picture 15"/>
+            <wp:docPr id="17" name="Picture 17"/>
             <wp:cNvGraphicFramePr>
               <a:graphicFrameLocks noChangeAspect="1"/>
             </wp:cNvGraphicFramePr>
@@ -6536,7 +6636,7 @@
                     <pic:cNvPicPr/>
                   </pic:nvPicPr>
                   <pic:blipFill>
-                    <a:blip r:embed="rId23"/>
+                    <a:blip r:embed="rId25"/>
                     <a:stretch>
                       <a:fillRect/>
                     </a:stretch>
@@ -6582,7 +6682,7 @@
         <w:drawing>
           <wp:inline xmlns:a="http://schemas.openxmlformats.org/drawingml/2006/main" xmlns:pic="http://schemas.openxmlformats.org/drawingml/2006/picture">
             <wp:extent cx="5669280" cy="4724400"/>
-            <wp:docPr id="16" name="Picture 16"/>
+            <wp:docPr id="18" name="Picture 18"/>
             <wp:cNvGraphicFramePr>
               <a:graphicFrameLocks noChangeAspect="1"/>
             </wp:cNvGraphicFramePr>
@@ -6594,7 +6694,7 @@
                     <pic:cNvPicPr/>
                   </pic:nvPicPr>
                   <pic:blipFill>
-                    <a:blip r:embed="rId24"/>
+                    <a:blip r:embed="rId26"/>
                     <a:stretch>
                       <a:fillRect/>
                     </a:stretch>

--- a/docs/ANLEITUNG_EN.docx
+++ b/docs/ANLEITUNG_EN.docx
@@ -6751,6 +6751,140 @@
       </w:r>
       <w:r>
         <w:t>) and as MP4.</w:t>
+      </w:r>
+    </w:p>
+    <w:p>
+      <w:r>
+        <w:t>Three switches extend the view towards ParaView:</w:t>
+      </w:r>
+    </w:p>
+    <w:tbl>
+      <w:tblPr>
+        <w:tblStyle w:val="TableGrid"/>
+        <w:tblW w:type="auto" w:w="0"/>
+        <w:tblLook w:firstColumn="1" w:firstRow="1" w:lastColumn="0" w:lastRow="0" w:noHBand="0" w:noVBand="1" w:val="04A0"/>
+      </w:tblPr>
+      <w:tblGrid>
+        <w:gridCol w:w="5040"/>
+        <w:gridCol w:w="5040"/>
+      </w:tblGrid>
+      <w:tr>
+        <w:tc>
+          <w:tcPr>
+            <w:tcW w:type="dxa" w:w="5040"/>
+          </w:tcPr>
+          <w:p>
+            <w:r/>
+            <w:r>
+              <w:rPr>
+                <w:b/>
+              </w:rPr>
+              <w:t>--------</w:t>
+            </w:r>
+          </w:p>
+        </w:tc>
+        <w:tc>
+          <w:tcPr>
+            <w:tcW w:type="dxa" w:w="5040"/>
+          </w:tcPr>
+          <w:p>
+            <w:r/>
+            <w:r>
+              <w:rPr>
+                <w:b/>
+              </w:rPr>
+              <w:t>--------</w:t>
+            </w:r>
+          </w:p>
+        </w:tc>
+      </w:tr>
+      <w:tr>
+        <w:tc>
+          <w:tcPr>
+            <w:tcW w:type="dxa" w:w="5040"/>
+          </w:tcPr>
+          <w:p>
+            <w:r/>
+            <w:r>
+              <w:t>3 planes</w:t>
+            </w:r>
+          </w:p>
+        </w:tc>
+        <w:tc>
+          <w:tcPr>
+            <w:tcW w:type="dxa" w:w="5040"/>
+          </w:tcPr>
+          <w:p>
+            <w:r/>
+            <w:r>
+              <w:t>shows the X, Y and Z slice at the same time; the selected axis follows the slider, the other two cut through the centre of their range</w:t>
+            </w:r>
+          </w:p>
+        </w:tc>
+      </w:tr>
+      <w:tr>
+        <w:tc>
+          <w:tcPr>
+            <w:tcW w:type="dxa" w:w="5040"/>
+          </w:tcPr>
+          <w:p>
+            <w:r/>
+            <w:r>
+              <w:t>Contours</w:t>
+            </w:r>
+          </w:p>
+        </w:tc>
+        <w:tc>
+          <w:tcPr>
+            <w:tcW w:type="dxa" w:w="5040"/>
+          </w:tcPr>
+          <w:p>
+            <w:r/>
+            <w:r>
+              <w:t>draws 2…24 iso-lines of the selected array on the slices</w:t>
+            </w:r>
+          </w:p>
+        </w:tc>
+      </w:tr>
+      <w:tr>
+        <w:tc>
+          <w:tcPr>
+            <w:tcW w:type="dxa" w:w="5040"/>
+          </w:tcPr>
+          <w:p>
+            <w:r/>
+            <w:r>
+              <w:t>Streamlines</w:t>
+            </w:r>
+          </w:p>
+        </w:tc>
+        <w:tc>
+          <w:tcPr>
+            <w:tcW w:type="dxa" w:w="5040"/>
+          </w:tcPr>
+          <w:p>
+            <w:r/>
+            <w:r>
+              <w:t>traces field lines through the volume with vtkStreamTracer and draws them as tubes, coloured from a seed plane through the centre</w:t>
+            </w:r>
+          </w:p>
+        </w:tc>
+      </w:tr>
+    </w:tbl>
+    <w:p/>
+    <w:p>
+      <w:r>
+        <w:t xml:space="preserve">The streamlines need a vector array with three components. The VTK export writes it as </w:t>
+      </w:r>
+      <w:r>
+        <w:rPr>
+          <w:rFonts w:ascii="Consolas" w:hAnsi="Consolas"/>
+          <w:sz w:val="18"/>
+        </w:rPr>
+        <w:t>field</w:t>
+      </w:r>
+      <w:r>
+        <w:t xml:space="preserve"> as soon as the dump carries xyz components — the switch is enabled exactly then. A dump that stores the magnitude only keeps it greyed out, and the tooltip says why.</w:t>
       </w:r>
     </w:p>
     <w:p>

--- a/docs/ANLEITUNG_EN.docx
+++ b/docs/ANLEITUNG_EN.docx
@@ -6885,6 +6885,56 @@
       </w:r>
       <w:r>
         <w:t xml:space="preserve"> as soon as the dump carries xyz components — the switch is enabled exactly then. A dump that stores the magnitude only keeps it greyed out, and the tooltip says why.</w:t>
+      </w:r>
+    </w:p>
+    <w:p>
+      <w:pPr>
+        <w:jc w:val="center"/>
+      </w:pPr>
+      <w:r>
+        <w:drawing>
+          <wp:inline xmlns:a="http://schemas.openxmlformats.org/drawingml/2006/main" xmlns:pic="http://schemas.openxmlformats.org/drawingml/2006/picture">
+            <wp:extent cx="5669280" cy="3401568"/>
+            <wp:docPr id="19" name="Picture 19"/>
+            <wp:cNvGraphicFramePr>
+              <a:graphicFrameLocks noChangeAspect="1"/>
+            </wp:cNvGraphicFramePr>
+            <a:graphic>
+              <a:graphicData uri="http://schemas.openxmlformats.org/drawingml/2006/picture">
+                <pic:pic>
+                  <pic:nvPicPr>
+                    <pic:cNvPr id="0" name="field_viewer_magic_tee.png"/>
+                    <pic:cNvPicPr/>
+                  </pic:nvPicPr>
+                  <pic:blipFill>
+                    <a:blip r:embed="rId27"/>
+                    <a:stretch>
+                      <a:fillRect/>
+                    </a:stretch>
+                  </pic:blipFill>
+                  <pic:spPr>
+                    <a:xfrm>
+                      <a:off x="0" y="0"/>
+                      <a:ext cx="5669280" cy="3401568"/>
+                    </a:xfrm>
+                    <a:prstGeom prst="rect"/>
+                  </pic:spPr>
+                </pic:pic>
+              </a:graphicData>
+            </a:graphic>
+          </wp:inline>
+        </w:drawing>
+      </w:r>
+    </w:p>
+    <w:p>
+      <w:r>
+        <w:rPr>
+          <w:b/>
+        </w:rPr>
+        <w:t>3 planes, contours and streamlines on a WR-90 magic tee at 10 GHz.</w:t>
+      </w:r>
+      <w:r>
+        <w:t xml:space="preserve"> 0.75 mm mesh, 149 000 dump points, logarithmic colour scale. The bright band is the junction where the wave splits into the two arms.</w:t>
       </w:r>
     </w:p>
     <w:p>

--- a/docs/ANLEITUNG_EN.docx
+++ b/docs/ANLEITUNG_EN.docx
@@ -18,7 +18,7 @@
         <w:t>Project:</w:t>
       </w:r>
       <w:r>
-        <w:t xml:space="preserve"> FreeCAD OpenEMS GUI</w:t>
+        <w:t xml:space="preserve"> VisualopenEMS</w:t>
       </w:r>
     </w:p>
     <w:p>
@@ -6755,6 +6755,163 @@
     </w:p>
     <w:p>
       <w:r>
+        <w:t>Layout: an action bar on top (</w:t>
+      </w:r>
+      <w:r>
+        <w:rPr>
+          <w:rFonts w:ascii="Consolas" w:hAnsi="Consolas"/>
+          <w:sz w:val="18"/>
+        </w:rPr>
+        <w:t>Open</w:t>
+      </w:r>
+      <w:r>
+        <w:t xml:space="preserve">, </w:t>
+      </w:r>
+      <w:r>
+        <w:rPr>
+          <w:rFonts w:ascii="Consolas" w:hAnsi="Consolas"/>
+          <w:sz w:val="18"/>
+        </w:rPr>
+        <w:t>Export ▾</w:t>
+      </w:r>
+      <w:r>
+        <w:t xml:space="preserve">, </w:t>
+      </w:r>
+      <w:r>
+        <w:rPr>
+          <w:rFonts w:ascii="Consolas" w:hAnsi="Consolas"/>
+          <w:sz w:val="18"/>
+        </w:rPr>
+        <w:t>Video</w:t>
+      </w:r>
+      <w:r>
+        <w:t xml:space="preserve">, </w:t>
+      </w:r>
+      <w:r>
+        <w:rPr>
+          <w:rFonts w:ascii="Consolas" w:hAnsi="Consolas"/>
+          <w:sz w:val="18"/>
+        </w:rPr>
+        <w:t>Pop out</w:t>
+      </w:r>
+      <w:r>
+        <w:t xml:space="preserve">, </w:t>
+      </w:r>
+      <w:r>
+        <w:rPr>
+          <w:rFonts w:ascii="Consolas" w:hAnsi="Consolas"/>
+          <w:sz w:val="18"/>
+        </w:rPr>
+        <w:t>Reset view</w:t>
+      </w:r>
+      <w:r>
+        <w:t xml:space="preserve">), the collapsible display panel with </w:t>
+      </w:r>
+      <w:r>
+        <w:rPr>
+          <w:b/>
+        </w:rPr>
+        <w:t>Data</w:t>
+      </w:r>
+      <w:r>
+        <w:t xml:space="preserve">, </w:t>
+      </w:r>
+      <w:r>
+        <w:rPr>
+          <w:b/>
+        </w:rPr>
+        <w:t>Slice / Iso</w:t>
+      </w:r>
+      <w:r>
+        <w:t xml:space="preserve">, </w:t>
+      </w:r>
+      <w:r>
+        <w:rPr>
+          <w:b/>
+        </w:rPr>
+        <w:t>Colour</w:t>
+      </w:r>
+      <w:r>
+        <w:t xml:space="preserve"> and </w:t>
+      </w:r>
+      <w:r>
+        <w:rPr>
+          <w:b/>
+        </w:rPr>
+        <w:t>Vectors</w:t>
+      </w:r>
+      <w:r>
+        <w:t xml:space="preserve"> on the left, and the playback bar at the bottom. The slice/iso block appears only for those representations; export details (per-step, step stride) live in the </w:t>
+      </w:r>
+      <w:r>
+        <w:rPr>
+          <w:rFonts w:ascii="Consolas" w:hAnsi="Consolas"/>
+          <w:sz w:val="18"/>
+        </w:rPr>
+        <w:t>Export ▾</w:t>
+      </w:r>
+      <w:r>
+        <w:t xml:space="preserve"> menu. Choose </w:t>
+      </w:r>
+      <w:r>
+        <w:rPr>
+          <w:b/>
+        </w:rPr>
+        <w:t>Layout</w:t>
+      </w:r>
+      <w:r>
+        <w:t xml:space="preserve"> under </w:t>
+      </w:r>
+      <w:r>
+        <w:rPr>
+          <w:rFonts w:ascii="Consolas" w:hAnsi="Consolas"/>
+          <w:sz w:val="18"/>
+        </w:rPr>
+        <w:t>Settings</w:t>
+      </w:r>
+      <w:r>
+        <w:t xml:space="preserve"> → </w:t>
+      </w:r>
+      <w:r>
+        <w:rPr>
+          <w:b/>
+        </w:rPr>
+        <w:t>Viewer settings…</w:t>
+      </w:r>
+      <w:r>
+        <w:t xml:space="preserve">: </w:t>
+      </w:r>
+      <w:r>
+        <w:rPr>
+          <w:b/>
+        </w:rPr>
+        <w:t>B</w:t>
+      </w:r>
+      <w:r>
+        <w:t xml:space="preserve"> = docked panel, </w:t>
+      </w:r>
+      <w:r>
+        <w:rPr>
+          <w:b/>
+        </w:rPr>
+        <w:t>C</w:t>
+      </w:r>
+      <w:r>
+        <w:t xml:space="preserve"> = minimal UI with a </w:t>
+      </w:r>
+      <w:r>
+        <w:rPr>
+          <w:rFonts w:ascii="Consolas" w:hAnsi="Consolas"/>
+          <w:sz w:val="18"/>
+        </w:rPr>
+        <w:t>Display…</w:t>
+      </w:r>
+      <w:r>
+        <w:t xml:space="preserve"> popup.</w:t>
+      </w:r>
+    </w:p>
+    <w:p>
+      <w:r>
         <w:t>Three switches extend the view towards ParaView:</w:t>
       </w:r>
     </w:p>
@@ -6885,6 +7042,169 @@
       </w:r>
       <w:r>
         <w:t xml:space="preserve"> as soon as the dump carries xyz components — the switch is enabled exactly then. A dump that stores the magnitude only keeps it greyed out, and the tooltip says why.</w:t>
+      </w:r>
+    </w:p>
+    <w:p>
+      <w:r>
+        <w:t xml:space="preserve">Under </w:t>
+      </w:r>
+      <w:r>
+        <w:rPr>
+          <w:rFonts w:ascii="Consolas" w:hAnsi="Consolas"/>
+          <w:sz w:val="18"/>
+        </w:rPr>
+        <w:t>Settings</w:t>
+      </w:r>
+      <w:r>
+        <w:t xml:space="preserve"> → </w:t>
+      </w:r>
+      <w:r>
+        <w:rPr>
+          <w:b/>
+        </w:rPr>
+        <w:t>Viewer settings…</w:t>
+      </w:r>
+      <w:r>
+        <w:t xml:space="preserve"> are all Field Viewer defaults (auto-play, standard view, vector arrows) and the </w:t>
+      </w:r>
+      <w:r>
+        <w:rPr>
+          <w:b/>
+        </w:rPr>
+        <w:t>colour scale</w:t>
+      </w:r>
+      <w:r>
+        <w:t xml:space="preserve">: colour map (jet, turbo, viridis, plasma, inferno, magma, coolwarm, rainbow, greyscale), </w:t>
+      </w:r>
+      <w:r>
+        <w:rPr>
+          <w:b/>
+        </w:rPr>
+        <w:t>Reverse the colours</w:t>
+      </w:r>
+      <w:r>
+        <w:t xml:space="preserve">, the number of </w:t>
+      </w:r>
+      <w:r>
+        <w:rPr>
+          <w:b/>
+        </w:rPr>
+        <w:t>colour steps</w:t>
+      </w:r>
+      <w:r>
+        <w:t xml:space="preserve"> (256 = smooth, down to 2 = discrete bands) and a live preview. The setting applies to plot and colour bar immediately and is remembered; the default still is the classic blue → red table. The numeric limits stay in the viewer (</w:t>
+      </w:r>
+      <w:r>
+        <w:rPr>
+          <w:rFonts w:ascii="Consolas" w:hAnsi="Consolas"/>
+          <w:sz w:val="18"/>
+        </w:rPr>
+        <w:t>Auto</w:t>
+      </w:r>
+      <w:r>
+        <w:t xml:space="preserve">, </w:t>
+      </w:r>
+      <w:r>
+        <w:rPr>
+          <w:rFonts w:ascii="Consolas" w:hAnsi="Consolas"/>
+          <w:sz w:val="18"/>
+        </w:rPr>
+        <w:t>min</w:t>
+      </w:r>
+      <w:r>
+        <w:t xml:space="preserve">, </w:t>
+      </w:r>
+      <w:r>
+        <w:rPr>
+          <w:rFonts w:ascii="Consolas" w:hAnsi="Consolas"/>
+          <w:sz w:val="18"/>
+        </w:rPr>
+        <w:t>max</w:t>
+      </w:r>
+      <w:r>
+        <w:t xml:space="preserve">, </w:t>
+      </w:r>
+      <w:r>
+        <w:rPr>
+          <w:rFonts w:ascii="Consolas" w:hAnsi="Consolas"/>
+          <w:sz w:val="18"/>
+        </w:rPr>
+        <w:t>Log scale</w:t>
+      </w:r>
+      <w:r>
+        <w:t xml:space="preserve">). The colour-bar title is configured in the same window under </w:t>
+      </w:r>
+      <w:r>
+        <w:rPr>
+          <w:b/>
+        </w:rPr>
+        <w:t>Colour bar title</w:t>
+      </w:r>
+      <w:r>
+        <w:t xml:space="preserve">: left of the bar or above it, with X/Y position (normalized viewport coordinates), text size and rotation. The bar itself has X/Y position, width/height, font family (Arial/Times/Courier) and label font size under </w:t>
+      </w:r>
+      <w:r>
+        <w:rPr>
+          <w:b/>
+        </w:rPr>
+        <w:t>Colour bar</w:t>
+      </w:r>
+      <w:r>
+        <w:t xml:space="preserve">. </w:t>
+      </w:r>
+      <w:r>
+        <w:rPr>
+          <w:b/>
+        </w:rPr>
+        <w:t>Preview</w:t>
+      </w:r>
+      <w:r>
+        <w:t xml:space="preserve"> applies the settings to the viewer without saving; </w:t>
+      </w:r>
+      <w:r>
+        <w:rPr>
+          <w:b/>
+        </w:rPr>
+        <w:t>Cancel</w:t>
+      </w:r>
+      <w:r>
+        <w:t xml:space="preserve"> restores the previous state, </w:t>
+      </w:r>
+      <w:r>
+        <w:rPr>
+          <w:b/>
+        </w:rPr>
+        <w:t>Save</w:t>
+      </w:r>
+      <w:r>
+        <w:t xml:space="preserve"> keeps them. The window is split into the tabs </w:t>
+      </w:r>
+      <w:r>
+        <w:rPr>
+          <w:b/>
+        </w:rPr>
+        <w:t>Viewer</w:t>
+      </w:r>
+      <w:r>
+        <w:t xml:space="preserve">, </w:t>
+      </w:r>
+      <w:r>
+        <w:rPr>
+          <w:b/>
+        </w:rPr>
+        <w:t>Colour</w:t>
+      </w:r>
+      <w:r>
+        <w:t xml:space="preserve"> and </w:t>
+      </w:r>
+      <w:r>
+        <w:rPr>
+          <w:b/>
+        </w:rPr>
+        <w:t>Colour bar</w:t>
+      </w:r>
+      <w:r>
+        <w:t>.</w:t>
       </w:r>
     </w:p>
     <w:p>
@@ -9286,7 +9606,7 @@
           <w:color w:val="666666"/>
           <w:sz w:val="18"/>
         </w:rPr>
-        <w:t>Generated from docs/ANLEITUNG_EN.md — FreeCAD OpenEMS GUI</w:t>
+        <w:t>Generated from docs/ANLEITUNG_EN.md — VisualopenEMS</w:t>
       </w:r>
     </w:p>
     <w:sectPr>
